--- a/Avance Reto Final EdB.docx
+++ b/Avance Reto Final EdB.docx
@@ -1,6 +1,7 @@
 
 <file path=word/document.xml><?xml version="1.0" encoding="utf-8"?>
 <w:document xmlns:wpc="http://schemas.microsoft.com/office/word/2010/wordprocessingCanvas" xmlns:cx="http://schemas.microsoft.com/office/drawing/2014/chartex" xmlns:cx1="http://schemas.microsoft.com/office/drawing/2015/9/8/chartex" xmlns:cx2="http://schemas.microsoft.com/office/drawing/2015/10/21/chartex" xmlns:cx3="http://schemas.microsoft.com/office/drawing/2016/5/9/chartex" xmlns:cx4="http://schemas.microsoft.com/office/drawing/2016/5/10/chartex" xmlns:cx5="http://schemas.microsoft.com/office/drawing/2016/5/11/chartex" xmlns:cx6="http://schemas.microsoft.com/office/drawing/2016/5/12/chartex" xmlns:cx7="http://schemas.microsoft.com/office/drawing/2016/5/13/chartex" xmlns:cx8="http://schemas.microsoft.com/office/drawing/2016/5/14/chartex" xmlns:mc="http://schemas.openxmlformats.org/markup-compatibility/2006" xmlns:m="http://schemas.openxmlformats.org/officeDocument/2006/math" xmlns:aink="http://schemas.microsoft.com/office/drawing/2016/ink" xmlns:am3d="http://schemas.microsoft.com/office/drawing/2017/model3d" xmlns:oel="http://schemas.microsoft.com/office/2019/extlst" xmlns:r="http://schemas.openxmlformats.org/officeDocument/2006/relationships" xmlns:wp14="http://schemas.microsoft.com/office/word/2010/wordprocessingDrawing" xmlns:wp="http://schemas.openxmlformats.org/drawingml/2006/wordprocessingDrawing" xmlns:wpg="http://schemas.microsoft.com/office/word/2010/wordprocessingGroup" xmlns:wpi="http://schemas.microsoft.com/office/word/2010/wordprocessingInk" xmlns:wps="http://schemas.microsoft.com/office/word/2010/wordprocessingShape" xmlns:o="urn:schemas-microsoft-com:office:office" xmlns:v="urn:schemas-microsoft-com:vml" xmlns:w10="urn:schemas-microsoft-com:office:word" xmlns:w="http://schemas.openxmlformats.org/wordprocessingml/2006/main" xmlns:w14="http://schemas.microsoft.com/office/word/2010/wordml" xmlns:w15="http://schemas.microsoft.com/office/word/2012/wordml" xmlns:w16cex="http://schemas.microsoft.com/office/word/2018/wordml/cex" xmlns:w16cid="http://schemas.microsoft.com/office/word/2016/wordml/cid" xmlns:w16="http://schemas.microsoft.com/office/word/2018/wordml" xmlns:w16sdtdh="http://schemas.microsoft.com/office/word/2020/wordml/sdtdatahash" xmlns:w16sdtfl="http://schemas.microsoft.com/office/word/2024/wordml/sdtformatlock" xmlns:w16se="http://schemas.microsoft.com/office/word/2015/wordml/symex" xmlns:w16du="http://schemas.microsoft.com/office/word/2023/wordml/word16du" xmlns:wne="http://schemas.microsoft.com/office/word/2006/wordml" mc:Ignorable="w14 w15 w16se w16cid w16 w16cex w16sdtdh w16sdtfl w16du wp14">
+  <w:background w:color="FFFFFF"/>
   <w:body>
     <w:p>
       <w:pPr>
@@ -372,108 +373,158 @@
         <w:rPr>
           <w:rFonts w:ascii="Arial" w:hAnsi="Arial" w:cs="Arial"/>
         </w:rPr>
+        <w:t>Cada jugador tiene dos instancias de LinkedStack. La pila deck es el mazo de robo y la pila graveyard es el mazo de descarte. Robar una carta usa pop. Descartar o jugar una carta usa push. Cuando el mazo de robo esta vacio y hay cartas descartadas, el motor pasa las cartas del descarte al mazo de robo antes de continuar.</w:t>
+      </w:r>
+    </w:p>
+    <w:p>
+      <w:pPr>
+        <w:spacing w:after="240" w:line="360" w:lineRule="auto"/>
+        <w:jc w:val="both"/>
+        <w:rPr>
+          <w:rFonts w:ascii="Arial" w:hAnsi="Arial" w:cs="Arial"/>
+        </w:rPr>
+      </w:pPr>
+    </w:p>
+    <w:p>
+      <w:pPr>
+        <w:spacing w:after="240" w:line="360" w:lineRule="auto"/>
+        <w:jc w:val="both"/>
+        <w:rPr>
+          <w:rFonts w:ascii="Arial" w:hAnsi="Arial" w:cs="Arial"/>
+        </w:rPr>
+      </w:pPr>
+      <w:r>
+        <w:rPr>
+          <w:rFonts w:ascii="Arial" w:hAnsi="Arial" w:cs="Arial"/>
+          <w:b/>
+        </w:rPr>
+        <w:t>3.5 Cola circular. Turnos de jugadores.</w:t>
+      </w:r>
+    </w:p>
+    <w:p>
+      <w:pPr>
+        <w:spacing w:after="240" w:line="360" w:lineRule="auto"/>
+        <w:jc w:val="both"/>
+        <w:rPr>
+          <w:rFonts w:ascii="Arial" w:hAnsi="Arial" w:cs="Arial"/>
+        </w:rPr>
+      </w:pPr>
+      <w:r>
+        <w:rPr>
+          <w:rFonts w:ascii="Arial" w:hAnsi="Arial" w:cs="Arial"/>
+        </w:rPr>
+        <w:t>La clase CircularQueue administra los turnos. El jugador del frente se desencola para realizar su turno y luego se encola al final. El siguiente jugador queda al frente. Esta operacion mantiene el orden de turnos de manera repetitiva.</w:t>
+      </w:r>
+    </w:p>
+    <w:p>
+      <w:pPr>
+        <w:spacing w:after="240" w:line="360" w:lineRule="auto"/>
+        <w:jc w:val="both"/>
+        <w:rPr>
+          <w:rFonts w:ascii="Arial" w:hAnsi="Arial" w:cs="Arial"/>
+        </w:rPr>
+      </w:pPr>
+    </w:p>
+    <w:p>
+      <w:pPr>
+        <w:spacing w:after="240" w:line="360" w:lineRule="auto"/>
+        <w:jc w:val="both"/>
+        <w:rPr>
+          <w:rFonts w:ascii="Arial" w:hAnsi="Arial" w:cs="Arial"/>
+          <w:b/>
+        </w:rPr>
+      </w:pPr>
+    </w:p>
+    <w:p>
+      <w:pPr>
+        <w:spacing w:after="240" w:line="360" w:lineRule="auto"/>
+        <w:jc w:val="both"/>
+        <w:rPr>
+          <w:rFonts w:ascii="Arial" w:hAnsi="Arial" w:cs="Arial"/>
+          <w:b/>
+        </w:rPr>
+      </w:pPr>
+    </w:p>
+    <w:p>
+      <w:pPr>
+        <w:spacing w:after="240" w:line="360" w:lineRule="auto"/>
+        <w:jc w:val="both"/>
+        <w:rPr>
+          <w:rFonts w:ascii="Arial" w:hAnsi="Arial" w:cs="Arial"/>
+          <w:b/>
+        </w:rPr>
+      </w:pPr>
+    </w:p>
+    <w:p>
+      <w:pPr>
+        <w:spacing w:after="240" w:line="360" w:lineRule="auto"/>
+        <w:jc w:val="both"/>
+        <w:rPr>
+          <w:rFonts w:ascii="Arial" w:hAnsi="Arial" w:cs="Arial"/>
+          <w:b/>
+        </w:rPr>
+      </w:pPr>
+    </w:p>
+    <w:p>
+      <w:pPr>
+        <w:spacing w:after="240" w:line="360" w:lineRule="auto"/>
+        <w:jc w:val="both"/>
+        <w:rPr>
+          <w:rFonts w:ascii="Arial" w:hAnsi="Arial" w:cs="Arial"/>
+          <w:b/>
+        </w:rPr>
+      </w:pPr>
+    </w:p>
+    <w:p>
+      <w:pPr>
+        <w:spacing w:after="240" w:line="360" w:lineRule="auto"/>
+        <w:jc w:val="both"/>
+        <w:rPr>
+          <w:rFonts w:ascii="Arial" w:hAnsi="Arial" w:cs="Arial"/>
+        </w:rPr>
+      </w:pPr>
+      <w:r>
+        <w:rPr>
+          <w:rFonts w:ascii="Arial" w:hAnsi="Arial" w:cs="Arial"/>
+          <w:b/>
+        </w:rPr>
+        <w:t>4. DIAGRAMA DE FLUJO DEL TURNO</w:t>
+      </w:r>
+    </w:p>
+    <w:p>
+      <w:pPr>
+        <w:spacing w:after="240" w:line="360" w:lineRule="auto"/>
+        <w:jc w:val="both"/>
+        <w:rPr>
+          <w:rFonts w:ascii="Arial" w:hAnsi="Arial" w:cs="Arial"/>
+        </w:rPr>
+      </w:pPr>
+      <w:r>
+        <w:rPr>
+          <w:rFonts w:ascii="Arial" w:hAnsi="Arial" w:cs="Arial"/>
+        </w:rPr>
+        <w:t>El diagrama de flujo entregado en DOCUMENTACION.md representa la siguiente secuencia, que coincide con GameEngine.playTurn.</w:t>
+      </w:r>
+    </w:p>
+    <w:p>
+      <w:pPr>
+        <w:spacing w:after="240" w:line="360" w:lineRule="auto"/>
+        <w:jc w:val="both"/>
+        <w:rPr>
+          <w:rFonts w:ascii="Arial" w:hAnsi="Arial" w:cs="Arial"/>
+        </w:rPr>
+      </w:pPr>
+      <w:r>
+        <w:rPr>
+          <w:rFonts w:ascii="Arial" w:hAnsi="Arial" w:cs="Arial"/>
+          <w:noProof/>
+        </w:rPr>
         <w:lastRenderedPageBreak/>
-        <w:t>Cada jugador tiene dos instancias de LinkedStack. La pila deck es el mazo de robo y la pila graveyard es el mazo de descarte. Robar una carta usa pop. Descartar o jugar una carta usa push. Cuando el mazo de robo esta vacio y hay cartas descartadas, el motor pasa las cartas del descarte al mazo de robo antes de continuar.</w:t>
-      </w:r>
-    </w:p>
-    <w:p>
-      <w:pPr>
-        <w:spacing w:after="240" w:line="360" w:lineRule="auto"/>
-        <w:jc w:val="both"/>
-        <w:rPr>
-          <w:rFonts w:ascii="Arial" w:hAnsi="Arial" w:cs="Arial"/>
-        </w:rPr>
-      </w:pPr>
-    </w:p>
-    <w:p>
-      <w:pPr>
-        <w:spacing w:after="240" w:line="360" w:lineRule="auto"/>
-        <w:jc w:val="both"/>
-        <w:rPr>
-          <w:rFonts w:ascii="Arial" w:hAnsi="Arial" w:cs="Arial"/>
-        </w:rPr>
-      </w:pPr>
-      <w:r>
-        <w:rPr>
-          <w:rFonts w:ascii="Arial" w:hAnsi="Arial" w:cs="Arial"/>
-          <w:b/>
-        </w:rPr>
-        <w:t>3.5 Cola circular. Turnos de jugadores.</w:t>
-      </w:r>
-    </w:p>
-    <w:p>
-      <w:pPr>
-        <w:spacing w:after="240" w:line="360" w:lineRule="auto"/>
-        <w:jc w:val="both"/>
-        <w:rPr>
-          <w:rFonts w:ascii="Arial" w:hAnsi="Arial" w:cs="Arial"/>
-        </w:rPr>
-      </w:pPr>
-      <w:r>
-        <w:rPr>
-          <w:rFonts w:ascii="Arial" w:hAnsi="Arial" w:cs="Arial"/>
-        </w:rPr>
-        <w:t>La clase CircularQueue administra los turnos. El jugador del frente se desencola para realizar su turno y luego se encola al final. El siguiente jugador queda al frente. Esta operacion mantiene el orden de turnos de manera repetitiva.</w:t>
-      </w:r>
-    </w:p>
-    <w:p>
-      <w:pPr>
-        <w:spacing w:after="240" w:line="360" w:lineRule="auto"/>
-        <w:jc w:val="both"/>
-        <w:rPr>
-          <w:rFonts w:ascii="Arial" w:hAnsi="Arial" w:cs="Arial"/>
-        </w:rPr>
-      </w:pPr>
-    </w:p>
-    <w:p>
-      <w:pPr>
-        <w:spacing w:after="240" w:line="360" w:lineRule="auto"/>
-        <w:jc w:val="both"/>
-        <w:rPr>
-          <w:rFonts w:ascii="Arial" w:hAnsi="Arial" w:cs="Arial"/>
-        </w:rPr>
-      </w:pPr>
-      <w:r>
-        <w:rPr>
-          <w:rFonts w:ascii="Arial" w:hAnsi="Arial" w:cs="Arial"/>
-          <w:b/>
-        </w:rPr>
-        <w:t>4. DIAGRAMA DE FLUJO DEL TURNO</w:t>
-      </w:r>
-    </w:p>
-    <w:p>
-      <w:pPr>
-        <w:spacing w:after="240" w:line="360" w:lineRule="auto"/>
-        <w:jc w:val="both"/>
-        <w:rPr>
-          <w:rFonts w:ascii="Arial" w:hAnsi="Arial" w:cs="Arial"/>
-        </w:rPr>
-      </w:pPr>
-      <w:r>
-        <w:rPr>
-          <w:rFonts w:ascii="Arial" w:hAnsi="Arial" w:cs="Arial"/>
-        </w:rPr>
-        <w:t>El diagrama de flujo entregado en DOCUMENTACION.md representa la siguiente secuencia, que coincide con GameEngine.playTurn.</w:t>
-      </w:r>
-    </w:p>
-    <w:p>
-      <w:pPr>
-        <w:spacing w:after="240" w:line="360" w:lineRule="auto"/>
-        <w:jc w:val="both"/>
-        <w:rPr>
-          <w:rFonts w:ascii="Arial" w:hAnsi="Arial" w:cs="Arial"/>
-        </w:rPr>
-      </w:pPr>
-      <w:r>
-        <w:rPr>
-          <w:rFonts w:ascii="Arial" w:hAnsi="Arial" w:cs="Arial"/>
-          <w:noProof/>
-        </w:rPr>
         <w:drawing>
-          <wp:inline distT="0" distB="0" distL="0" distR="0" wp14:anchorId="088822EC" wp14:editId="35B2B9BF">
-            <wp:extent cx="1061049" cy="3026005"/>
-            <wp:effectExtent l="0" t="0" r="0" b="0"/>
-            <wp:docPr id="1896509059" name="Picture 1"/>
+          <wp:inline distT="0" distB="0" distL="0" distR="0" wp14:anchorId="674AF9B1" wp14:editId="171E02B2">
+            <wp:extent cx="2145665" cy="8229600"/>
+            <wp:effectExtent l="0" t="0" r="635" b="0"/>
+            <wp:docPr id="435212026" name="Picture 1"/>
             <wp:cNvGraphicFramePr>
               <a:graphicFrameLocks xmlns:a="http://schemas.openxmlformats.org/drawingml/2006/main" noChangeAspect="1"/>
             </wp:cNvGraphicFramePr>
@@ -481,7 +532,7 @@
               <a:graphicData uri="http://schemas.openxmlformats.org/drawingml/2006/picture">
                 <pic:pic xmlns:pic="http://schemas.openxmlformats.org/drawingml/2006/picture">
                   <pic:nvPicPr>
-                    <pic:cNvPr id="1896509059" name="Picture 1896509059"/>
+                    <pic:cNvPr id="435212026" name="Picture 435212026"/>
                     <pic:cNvPicPr/>
                   </pic:nvPicPr>
                   <pic:blipFill>
@@ -499,7 +550,7 @@
                   <pic:spPr>
                     <a:xfrm>
                       <a:off x="0" y="0"/>
-                      <a:ext cx="1224960" cy="3493461"/>
+                      <a:ext cx="2145665" cy="8229600"/>
                     </a:xfrm>
                     <a:prstGeom prst="rect">
                       <a:avLst/>
@@ -883,6 +934,7 @@
           <w:rFonts w:ascii="Arial" w:hAnsi="Arial" w:cs="Arial"/>
           <w:b/>
         </w:rPr>
+        <w:lastRenderedPageBreak/>
         <w:t>7. EJEMPLO DE EJECUCION</w:t>
       </w:r>
     </w:p>
@@ -898,200 +950,1133 @@
         <w:rPr>
           <w:rFonts w:ascii="Arial" w:hAnsi="Arial" w:cs="Arial"/>
         </w:rPr>
+        <w:t>Turno 1. Ana invoca Monstruo de Agua e inflige 3 a Beto.</w:t>
+      </w:r>
+    </w:p>
+    <w:p>
+      <w:pPr>
+        <w:spacing w:after="240" w:line="360" w:lineRule="auto"/>
+        <w:jc w:val="both"/>
+        <w:rPr>
+          <w:rFonts w:ascii="Arial" w:hAnsi="Arial" w:cs="Arial"/>
+        </w:rPr>
+      </w:pPr>
+      <w:r>
+        <w:rPr>
+          <w:rFonts w:ascii="Arial" w:hAnsi="Arial" w:cs="Arial"/>
+        </w:rPr>
+        <w:t>Turno 2. Beto invoca Caballero de Fuego e inflige 7 a Ana.</w:t>
+      </w:r>
+    </w:p>
+    <w:p>
+      <w:pPr>
+        <w:spacing w:after="240" w:line="360" w:lineRule="auto"/>
+        <w:jc w:val="both"/>
+        <w:rPr>
+          <w:rFonts w:ascii="Arial" w:hAnsi="Arial" w:cs="Arial"/>
+        </w:rPr>
+      </w:pPr>
+      <w:r>
+        <w:rPr>
+          <w:rFonts w:ascii="Arial" w:hAnsi="Arial" w:cs="Arial"/>
+        </w:rPr>
+        <w:t>Historial hacia adelante: primero aparece el turno 1 y despues el turno 2.</w:t>
+      </w:r>
+    </w:p>
+    <w:p>
+      <w:pPr>
+        <w:spacing w:after="240" w:line="360" w:lineRule="auto"/>
+        <w:jc w:val="both"/>
+        <w:rPr>
+          <w:rFonts w:ascii="Arial" w:hAnsi="Arial" w:cs="Arial"/>
+        </w:rPr>
+      </w:pPr>
+      <w:r>
+        <w:rPr>
+          <w:rFonts w:ascii="Arial" w:hAnsi="Arial" w:cs="Arial"/>
+        </w:rPr>
+        <w:t>Historial hacia atras: primero aparece el turno 2 y despues el turno 1.</w:t>
+      </w:r>
+    </w:p>
+    <w:p>
+      <w:pPr>
+        <w:spacing w:after="240" w:line="360" w:lineRule="auto"/>
+        <w:jc w:val="both"/>
+        <w:rPr>
+          <w:rFonts w:ascii="Arial" w:hAnsi="Arial" w:cs="Arial"/>
+        </w:rPr>
+      </w:pPr>
+    </w:p>
+    <w:p>
+      <w:pPr>
+        <w:spacing w:after="240" w:line="360" w:lineRule="auto"/>
+        <w:jc w:val="both"/>
+        <w:rPr>
+          <w:rFonts w:ascii="Arial" w:hAnsi="Arial" w:cs="Arial"/>
+        </w:rPr>
+      </w:pPr>
+      <w:r>
+        <w:rPr>
+          <w:rFonts w:ascii="Arial" w:hAnsi="Arial" w:cs="Arial"/>
+          <w:b/>
+        </w:rPr>
+        <w:t>8. INSTRUCCIONES DE EJECUCION</w:t>
+      </w:r>
+    </w:p>
+    <w:p>
+      <w:pPr>
+        <w:spacing w:after="240" w:line="360" w:lineRule="auto"/>
+        <w:jc w:val="both"/>
+        <w:rPr>
+          <w:rFonts w:ascii="Arial" w:hAnsi="Arial" w:cs="Arial"/>
+        </w:rPr>
+      </w:pPr>
+      <w:r>
+        <w:rPr>
+          <w:rFonts w:ascii="Arial" w:hAnsi="Arial" w:cs="Arial"/>
+        </w:rPr>
+        <w:t>Desde la raiz del proyecto, compile y ejecute con los siguientes comandos.</w:t>
+      </w:r>
+    </w:p>
+    <w:p>
+      <w:pPr>
+        <w:spacing w:after="240" w:line="360" w:lineRule="auto"/>
+        <w:jc w:val="both"/>
+        <w:rPr>
+          <w:rFonts w:ascii="Arial" w:hAnsi="Arial" w:cs="Arial"/>
+        </w:rPr>
+      </w:pPr>
+    </w:p>
+    <w:p>
+      <w:pPr>
+        <w:spacing w:after="240" w:line="360" w:lineRule="auto"/>
+        <w:jc w:val="both"/>
+        <w:rPr>
+          <w:rFonts w:ascii="Arial" w:hAnsi="Arial" w:cs="Arial"/>
+        </w:rPr>
+      </w:pPr>
+      <w:r>
+        <w:rPr>
+          <w:rFonts w:ascii="Arial" w:hAnsi="Arial" w:cs="Arial"/>
+        </w:rPr>
+        <w:t>javac -d out java/src/riftforge/structures/Node.java y los demas archivos fuente.</w:t>
+      </w:r>
+    </w:p>
+    <w:p>
+      <w:pPr>
+        <w:spacing w:after="240" w:line="360" w:lineRule="auto"/>
+        <w:jc w:val="both"/>
+        <w:rPr>
+          <w:rFonts w:ascii="Arial" w:hAnsi="Arial" w:cs="Arial"/>
+        </w:rPr>
+      </w:pPr>
+      <w:r>
+        <w:rPr>
+          <w:rFonts w:ascii="Arial" w:hAnsi="Arial" w:cs="Arial"/>
+        </w:rPr>
+        <w:t>java -cp out riftforge.app.Main</w:t>
+      </w:r>
+    </w:p>
+    <w:p>
+      <w:pPr>
+        <w:spacing w:after="240" w:line="360" w:lineRule="auto"/>
+        <w:jc w:val="both"/>
+        <w:rPr>
+          <w:rFonts w:ascii="Arial" w:hAnsi="Arial" w:cs="Arial"/>
+        </w:rPr>
+      </w:pPr>
+    </w:p>
+    <w:p>
+      <w:pPr>
+        <w:spacing w:after="240" w:line="360" w:lineRule="auto"/>
+        <w:jc w:val="both"/>
+        <w:rPr>
+          <w:rFonts w:ascii="Arial" w:hAnsi="Arial" w:cs="Arial"/>
+        </w:rPr>
+      </w:pPr>
+      <w:r>
+        <w:rPr>
+          <w:rFonts w:ascii="Arial" w:hAnsi="Arial" w:cs="Arial"/>
+        </w:rPr>
+        <w:t>Opciones disponibles: J para jugar, D para descartar, C para catalogo, H para historial, Q para reiniciar y X para terminar.</w:t>
+      </w:r>
+    </w:p>
+    <w:p>
+      <w:pPr>
+        <w:spacing w:after="240" w:line="360" w:lineRule="auto"/>
+        <w:jc w:val="both"/>
+        <w:rPr>
+          <w:rFonts w:ascii="Arial" w:hAnsi="Arial" w:cs="Arial"/>
+        </w:rPr>
+      </w:pPr>
+    </w:p>
+    <w:p>
+      <w:pPr>
+        <w:spacing w:after="240" w:line="360" w:lineRule="auto"/>
+        <w:jc w:val="both"/>
+        <w:rPr>
+          <w:rFonts w:ascii="Arial" w:hAnsi="Arial" w:cs="Arial"/>
+        </w:rPr>
+      </w:pPr>
+      <w:r>
+        <w:rPr>
+          <w:rFonts w:ascii="Arial" w:hAnsi="Arial" w:cs="Arial"/>
+          <w:b/>
+        </w:rPr>
+        <w:t>9. COMPLEJIDAD</w:t>
+      </w:r>
+    </w:p>
+    <w:p>
+      <w:pPr>
+        <w:spacing w:after="240" w:line="360" w:lineRule="auto"/>
+        <w:jc w:val="both"/>
+        <w:rPr>
+          <w:rFonts w:ascii="Arial" w:hAnsi="Arial" w:cs="Arial"/>
+        </w:rPr>
+      </w:pPr>
+      <w:r>
+        <w:rPr>
+          <w:rFonts w:ascii="Arial" w:hAnsi="Arial" w:cs="Arial"/>
+        </w:rPr>
+        <w:t>Las operaciones push, pop, enqueue, dequeue, addLast y rotate son de tiempo constante. Buscar, eliminar y recorrer elementos son operaciones lineales. La carga inicial de los cuatro efectos puede recorrer la lista circular para mantener el orden configurado, lo cual es adecuado porque se realiza solo al iniciar la partida.</w:t>
+      </w:r>
+    </w:p>
+    <w:p>
+      <w:pPr>
+        <w:spacing w:after="240" w:line="360" w:lineRule="auto"/>
+        <w:jc w:val="both"/>
+        <w:rPr>
+          <w:rFonts w:ascii="Helvetica" w:hAnsi="Helvetica" w:cs="Arial"/>
+          <w:b/>
+          <w:bCs/>
+        </w:rPr>
+      </w:pPr>
+      <w:r>
+        <w:rPr>
+          <w:rFonts w:ascii="Helvetica" w:hAnsi="Helvetica" w:cs="Arial"/>
+          <w:b/>
+          <w:bCs/>
+        </w:rPr>
         <w:lastRenderedPageBreak/>
-        <w:t>Turno 1. Ana invoca Monstruo de Agua e inflige 3 a Beto.</w:t>
-      </w:r>
-    </w:p>
-    <w:p>
-      <w:pPr>
-        <w:spacing w:after="240" w:line="360" w:lineRule="auto"/>
-        <w:jc w:val="both"/>
-        <w:rPr>
-          <w:rFonts w:ascii="Arial" w:hAnsi="Arial" w:cs="Arial"/>
-        </w:rPr>
-      </w:pPr>
-      <w:r>
-        <w:rPr>
-          <w:rFonts w:ascii="Arial" w:hAnsi="Arial" w:cs="Arial"/>
-        </w:rPr>
-        <w:t>Turno 2. Beto invoca Caballero de Fuego e inflige 7 a Ana.</w:t>
-      </w:r>
-    </w:p>
-    <w:p>
-      <w:pPr>
-        <w:spacing w:after="240" w:line="360" w:lineRule="auto"/>
-        <w:jc w:val="both"/>
-        <w:rPr>
-          <w:rFonts w:ascii="Arial" w:hAnsi="Arial" w:cs="Arial"/>
-        </w:rPr>
-      </w:pPr>
-      <w:r>
-        <w:rPr>
-          <w:rFonts w:ascii="Arial" w:hAnsi="Arial" w:cs="Arial"/>
-        </w:rPr>
-        <w:t>Historial hacia adelante: primero aparece el turno 1 y despues el turno 2.</w:t>
-      </w:r>
-    </w:p>
-    <w:p>
-      <w:pPr>
-        <w:spacing w:after="240" w:line="360" w:lineRule="auto"/>
-        <w:jc w:val="both"/>
-        <w:rPr>
-          <w:rFonts w:ascii="Arial" w:hAnsi="Arial" w:cs="Arial"/>
-        </w:rPr>
-      </w:pPr>
-      <w:r>
-        <w:rPr>
-          <w:rFonts w:ascii="Arial" w:hAnsi="Arial" w:cs="Arial"/>
-        </w:rPr>
-        <w:t>Historial hacia atras: primero aparece el turno 2 y despues el turno 1.</w:t>
-      </w:r>
-    </w:p>
-    <w:p>
-      <w:pPr>
-        <w:spacing w:after="240" w:line="360" w:lineRule="auto"/>
-        <w:jc w:val="both"/>
-        <w:rPr>
-          <w:rFonts w:ascii="Arial" w:hAnsi="Arial" w:cs="Arial"/>
-        </w:rPr>
-      </w:pPr>
-    </w:p>
-    <w:p>
-      <w:pPr>
-        <w:spacing w:after="240" w:line="360" w:lineRule="auto"/>
-        <w:jc w:val="both"/>
-        <w:rPr>
-          <w:rFonts w:ascii="Arial" w:hAnsi="Arial" w:cs="Arial"/>
-        </w:rPr>
-      </w:pPr>
-      <w:r>
-        <w:rPr>
-          <w:rFonts w:ascii="Arial" w:hAnsi="Arial" w:cs="Arial"/>
-          <w:b/>
-        </w:rPr>
-        <w:t>8. INSTRUCCIONES DE EJECUCION</w:t>
-      </w:r>
-    </w:p>
-    <w:p>
-      <w:pPr>
-        <w:spacing w:after="240" w:line="360" w:lineRule="auto"/>
-        <w:jc w:val="both"/>
-        <w:rPr>
-          <w:rFonts w:ascii="Arial" w:hAnsi="Arial" w:cs="Arial"/>
-        </w:rPr>
-      </w:pPr>
-      <w:r>
-        <w:rPr>
-          <w:rFonts w:ascii="Arial" w:hAnsi="Arial" w:cs="Arial"/>
-        </w:rPr>
-        <w:t>Desde la raiz del proyecto, compile y ejecute con los siguientes comandos.</w:t>
-      </w:r>
-    </w:p>
-    <w:p>
-      <w:pPr>
-        <w:spacing w:after="240" w:line="360" w:lineRule="auto"/>
-        <w:jc w:val="both"/>
-        <w:rPr>
-          <w:rFonts w:ascii="Arial" w:hAnsi="Arial" w:cs="Arial"/>
-        </w:rPr>
-      </w:pPr>
-    </w:p>
-    <w:p>
-      <w:pPr>
-        <w:spacing w:after="240" w:line="360" w:lineRule="auto"/>
-        <w:jc w:val="both"/>
-        <w:rPr>
-          <w:rFonts w:ascii="Arial" w:hAnsi="Arial" w:cs="Arial"/>
-        </w:rPr>
-      </w:pPr>
-      <w:r>
-        <w:rPr>
-          <w:rFonts w:ascii="Arial" w:hAnsi="Arial" w:cs="Arial"/>
-        </w:rPr>
-        <w:t>javac -d out java/src/riftforge/structures/Node.java y los demas archivos fuente.</w:t>
-      </w:r>
-    </w:p>
-    <w:p>
-      <w:pPr>
-        <w:spacing w:after="240" w:line="360" w:lineRule="auto"/>
-        <w:jc w:val="both"/>
-        <w:rPr>
-          <w:rFonts w:ascii="Arial" w:hAnsi="Arial" w:cs="Arial"/>
-        </w:rPr>
-      </w:pPr>
-      <w:r>
-        <w:rPr>
-          <w:rFonts w:ascii="Arial" w:hAnsi="Arial" w:cs="Arial"/>
-        </w:rPr>
-        <w:t>java -cp out riftforge.app.Main</w:t>
-      </w:r>
-    </w:p>
-    <w:p>
-      <w:pPr>
-        <w:spacing w:after="240" w:line="360" w:lineRule="auto"/>
-        <w:jc w:val="both"/>
-        <w:rPr>
-          <w:rFonts w:ascii="Arial" w:hAnsi="Arial" w:cs="Arial"/>
-        </w:rPr>
-      </w:pPr>
-    </w:p>
-    <w:p>
-      <w:pPr>
-        <w:spacing w:after="240" w:line="360" w:lineRule="auto"/>
-        <w:jc w:val="both"/>
-        <w:rPr>
-          <w:rFonts w:ascii="Arial" w:hAnsi="Arial" w:cs="Arial"/>
-        </w:rPr>
-      </w:pPr>
-      <w:r>
-        <w:rPr>
-          <w:rFonts w:ascii="Arial" w:hAnsi="Arial" w:cs="Arial"/>
-        </w:rPr>
-        <w:t>Opciones disponibles: J para jugar, D para descartar, C para catalogo, H para historial, Q para reiniciar y X para terminar.</w:t>
-      </w:r>
-    </w:p>
-    <w:p>
-      <w:pPr>
-        <w:spacing w:after="240" w:line="360" w:lineRule="auto"/>
-        <w:jc w:val="both"/>
-        <w:rPr>
-          <w:rFonts w:ascii="Arial" w:hAnsi="Arial" w:cs="Arial"/>
-        </w:rPr>
-      </w:pPr>
-    </w:p>
-    <w:p>
-      <w:pPr>
-        <w:spacing w:after="240" w:line="360" w:lineRule="auto"/>
-        <w:jc w:val="both"/>
-        <w:rPr>
-          <w:rFonts w:ascii="Arial" w:hAnsi="Arial" w:cs="Arial"/>
-        </w:rPr>
-      </w:pPr>
-      <w:r>
-        <w:rPr>
-          <w:rFonts w:ascii="Arial" w:hAnsi="Arial" w:cs="Arial"/>
-          <w:b/>
-        </w:rPr>
-        <w:t>9. COMPLEJIDAD</w:t>
-      </w:r>
-    </w:p>
-    <w:p>
-      <w:pPr>
-        <w:spacing w:after="240" w:line="360" w:lineRule="auto"/>
-        <w:jc w:val="both"/>
-        <w:rPr>
-          <w:rFonts w:ascii="Arial" w:hAnsi="Arial" w:cs="Arial"/>
-        </w:rPr>
-      </w:pPr>
-      <w:r>
-        <w:rPr>
-          <w:rFonts w:ascii="Arial" w:hAnsi="Arial" w:cs="Arial"/>
-        </w:rPr>
-        <w:t>Las operaciones push, pop, enqueue, dequeue, addLast y rotate son de tiempo constante. Buscar, eliminar y recorrer elementos son operaciones lineales. La carga inicial de los cuatro efectos puede recorrer la lista circular para mantener el orden configurado, lo cual es adecuado porque se realiza solo al iniciar la partida.</w:t>
+        <w:t>Avance 2 Del Reto</w:t>
+      </w:r>
+    </w:p>
+    <w:p>
+      <w:pPr>
+        <w:spacing w:after="240" w:line="360" w:lineRule="auto"/>
+        <w:jc w:val="both"/>
+        <w:rPr>
+          <w:rFonts w:ascii="Arial" w:hAnsi="Arial" w:cs="Arial" w:hint="eastAsia"/>
+          <w:b/>
+          <w:bCs/>
+        </w:rPr>
+      </w:pPr>
+      <w:r>
+        <w:rPr>
+          <w:rFonts w:ascii="Arial" w:hAnsi="Arial" w:cs="Arial"/>
+          <w:b/>
+          <w:bCs/>
+        </w:rPr>
+        <w:t>1.</w:t>
+      </w:r>
+      <w:r>
+        <w:rPr>
+          <w:rFonts w:ascii="Arial" w:hAnsi="Arial" w:cs="Arial" w:hint="eastAsia"/>
+          <w:b/>
+          <w:bCs/>
+        </w:rPr>
+        <w:t xml:space="preserve">Cola de prioridad </w:t>
+      </w:r>
+      <w:r>
+        <w:rPr>
+          <w:rFonts w:ascii="Arial" w:hAnsi="Arial" w:cs="Arial" w:hint="eastAsia"/>
+          <w:b/>
+          <w:bCs/>
+        </w:rPr>
+        <w:t>→</w:t>
+      </w:r>
+      <w:r>
+        <w:rPr>
+          <w:rFonts w:ascii="Arial" w:hAnsi="Arial" w:cs="Arial" w:hint="eastAsia"/>
+          <w:b/>
+          <w:bCs/>
+        </w:rPr>
+        <w:t xml:space="preserve"> clase PriorityQueue en riftforge/structures</w:t>
+      </w:r>
+    </w:p>
+    <w:p>
+      <w:pPr>
+        <w:spacing w:after="240" w:line="360" w:lineRule="auto"/>
+        <w:jc w:val="both"/>
+        <w:rPr>
+          <w:rFonts w:ascii="Arial" w:hAnsi="Arial" w:cs="Arial"/>
+        </w:rPr>
+      </w:pPr>
+      <w:r>
+        <w:rPr>
+          <w:rFonts w:ascii="Arial" w:hAnsi="Arial" w:cs="Arial"/>
+        </w:rPr>
+        <w:t xml:space="preserve">- </w:t>
+      </w:r>
+      <w:r>
+        <w:rPr>
+          <w:rFonts w:ascii="Arial" w:hAnsi="Arial" w:cs="Arial"/>
+        </w:rPr>
+        <w:t>Encola al final (FIFO).</w:t>
+      </w:r>
+    </w:p>
+    <w:p>
+      <w:pPr>
+        <w:spacing w:after="240" w:line="360" w:lineRule="auto"/>
+        <w:jc w:val="both"/>
+        <w:rPr>
+          <w:rFonts w:ascii="Arial" w:hAnsi="Arial" w:cs="Arial"/>
+        </w:rPr>
+      </w:pPr>
+      <w:r>
+        <w:rPr>
+          <w:rFonts w:ascii="Arial" w:hAnsi="Arial" w:cs="Arial"/>
+        </w:rPr>
+        <w:t xml:space="preserve">- </w:t>
+      </w:r>
+      <w:r>
+        <w:rPr>
+          <w:rFonts w:ascii="Arial" w:hAnsi="Arial" w:cs="Arial"/>
+        </w:rPr>
+        <w:t>Con marca de alta prioridad sale antes que las normales.</w:t>
+      </w:r>
+    </w:p>
+    <w:p>
+      <w:pPr>
+        <w:spacing w:after="240" w:line="360" w:lineRule="auto"/>
+        <w:jc w:val="both"/>
+        <w:rPr>
+          <w:rFonts w:ascii="Arial" w:hAnsi="Arial" w:cs="Arial"/>
+        </w:rPr>
+      </w:pPr>
+      <w:r>
+        <w:rPr>
+          <w:rFonts w:ascii="Arial" w:hAnsi="Arial" w:cs="Arial"/>
+        </w:rPr>
+        <w:t xml:space="preserve">- </w:t>
+      </w:r>
+      <w:r>
+        <w:rPr>
+          <w:rFonts w:ascii="Arial" w:hAnsi="Arial" w:cs="Arial"/>
+        </w:rPr>
+        <w:t>Vacía devuelve null.</w:t>
+      </w:r>
+    </w:p>
+    <w:p>
+      <w:pPr>
+        <w:spacing w:after="240" w:line="360" w:lineRule="auto"/>
+        <w:jc w:val="both"/>
+        <w:rPr>
+          <w:rFonts w:ascii="Arial" w:hAnsi="Arial" w:cs="Arial"/>
+        </w:rPr>
+      </w:pPr>
+      <w:r>
+        <w:rPr>
+          <w:rFonts w:ascii="Arial" w:hAnsi="Arial" w:cs="Arial"/>
+        </w:rPr>
+        <w:t xml:space="preserve">- </w:t>
+      </w:r>
+      <w:r>
+        <w:rPr>
+          <w:rFonts w:ascii="Arial" w:hAnsi="Arial" w:cs="Arial"/>
+        </w:rPr>
+        <w:t>Se usa en GameEngine para efectos pendientes (especiales primero).</w:t>
+      </w:r>
+    </w:p>
+    <w:p>
+      <w:pPr>
+        <w:spacing w:after="240" w:line="360" w:lineRule="auto"/>
+        <w:jc w:val="both"/>
+        <w:rPr>
+          <w:rFonts w:ascii="Arial" w:hAnsi="Arial" w:cs="Arial" w:hint="eastAsia"/>
+          <w:b/>
+          <w:bCs/>
+          <w:lang w:val="es-ES_tradnl"/>
+        </w:rPr>
+      </w:pPr>
+      <w:r>
+        <w:rPr>
+          <w:rFonts w:ascii="Arial" w:hAnsi="Arial" w:cs="Arial"/>
+          <w:b/>
+          <w:bCs/>
+        </w:rPr>
+        <w:t>2.</w:t>
+      </w:r>
+      <w:r>
+        <w:rPr>
+          <w:rFonts w:ascii="Arial" w:hAnsi="Arial" w:cs="Arial" w:hint="eastAsia"/>
+          <w:b/>
+          <w:bCs/>
+        </w:rPr>
+        <w:t xml:space="preserve">Tablas hash </w:t>
+      </w:r>
+      <w:r>
+        <w:rPr>
+          <w:rFonts w:ascii="Arial" w:hAnsi="Arial" w:cs="Arial"/>
+          <w:b/>
+          <w:bCs/>
+          <w:lang w:val="es-ES_tradnl"/>
+        </w:rPr>
+        <w:t xml:space="preserve">– </w:t>
+      </w:r>
+      <w:r>
+        <w:rPr>
+          <w:rFonts w:ascii="Arial" w:hAnsi="Arial" w:cs="Arial" w:hint="eastAsia"/>
+          <w:b/>
+          <w:bCs/>
+        </w:rPr>
+        <w:t>HashMap de Java en GameEngine</w:t>
+      </w:r>
+    </w:p>
+    <w:p>
+      <w:pPr>
+        <w:spacing w:after="240" w:line="360" w:lineRule="auto"/>
+        <w:jc w:val="both"/>
+        <w:rPr>
+          <w:rFonts w:ascii="Arial" w:hAnsi="Arial" w:cs="Arial"/>
+        </w:rPr>
+      </w:pPr>
+      <w:r>
+        <w:rPr>
+          <w:rFonts w:ascii="Arial" w:hAnsi="Arial" w:cs="Arial"/>
+        </w:rPr>
+        <w:t xml:space="preserve">- </w:t>
+      </w:r>
+      <w:r>
+        <w:rPr>
+          <w:rFonts w:ascii="Arial" w:hAnsi="Arial" w:cs="Arial"/>
+        </w:rPr>
+        <w:t>Índice del catálogo por nombre de carta (búsqueda O(1)).</w:t>
+      </w:r>
+    </w:p>
+    <w:p>
+      <w:pPr>
+        <w:spacing w:after="240" w:line="360" w:lineRule="auto"/>
+        <w:jc w:val="both"/>
+        <w:rPr>
+          <w:rFonts w:ascii="Arial" w:hAnsi="Arial" w:cs="Arial"/>
+        </w:rPr>
+      </w:pPr>
+      <w:r>
+        <w:rPr>
+          <w:rFonts w:ascii="Arial" w:hAnsi="Arial" w:cs="Arial"/>
+        </w:rPr>
+        <w:t xml:space="preserve">- </w:t>
+      </w:r>
+      <w:r>
+        <w:rPr>
+          <w:rFonts w:ascii="Arial" w:hAnsi="Arial" w:cs="Arial"/>
+        </w:rPr>
+        <w:t>Llenado con put, consulta con get.</w:t>
+      </w:r>
+    </w:p>
+    <w:p>
+      <w:pPr>
+        <w:spacing w:after="240" w:line="360" w:lineRule="auto"/>
+        <w:jc w:val="both"/>
+        <w:rPr>
+          <w:rFonts w:ascii="Arial" w:hAnsi="Arial" w:cs="Arial" w:hint="eastAsia"/>
+          <w:b/>
+          <w:bCs/>
+        </w:rPr>
+      </w:pPr>
+      <w:r>
+        <w:rPr>
+          <w:rFonts w:ascii="Arial" w:hAnsi="Arial" w:cs="Arial"/>
+          <w:b/>
+          <w:bCs/>
+        </w:rPr>
+        <w:t>3.</w:t>
+      </w:r>
+      <w:r>
+        <w:rPr>
+          <w:rFonts w:ascii="Arial" w:hAnsi="Arial" w:cs="Arial" w:hint="eastAsia"/>
+          <w:b/>
+          <w:bCs/>
+        </w:rPr>
+        <w:t xml:space="preserve">Árbol </w:t>
+      </w:r>
+      <w:r>
+        <w:rPr>
+          <w:rFonts w:ascii="Arial" w:hAnsi="Arial" w:cs="Arial"/>
+          <w:b/>
+          <w:bCs/>
+          <w:lang w:val="es-ES_tradnl"/>
+        </w:rPr>
+        <w:t>-</w:t>
+      </w:r>
+      <w:r>
+        <w:rPr>
+          <w:rFonts w:ascii="Arial" w:hAnsi="Arial" w:cs="Arial" w:hint="eastAsia"/>
+          <w:b/>
+          <w:bCs/>
+        </w:rPr>
+        <w:t xml:space="preserve"> clases Tree y Node en riftforge/structures</w:t>
+      </w:r>
+    </w:p>
+    <w:p>
+      <w:pPr>
+        <w:spacing w:after="240" w:line="360" w:lineRule="auto"/>
+        <w:jc w:val="both"/>
+        <w:rPr>
+          <w:rFonts w:ascii="Arial" w:hAnsi="Arial" w:cs="Arial"/>
+        </w:rPr>
+      </w:pPr>
+      <w:r>
+        <w:rPr>
+          <w:rFonts w:ascii="Arial" w:hAnsi="Arial" w:cs="Arial"/>
+        </w:rPr>
+        <w:t xml:space="preserve">- </w:t>
+      </w:r>
+      <w:r>
+        <w:rPr>
+          <w:rFonts w:ascii="Arial" w:hAnsi="Arial" w:cs="Arial"/>
+        </w:rPr>
+        <w:t>Árbol enraizado propio.</w:t>
+      </w:r>
+    </w:p>
+    <w:p>
+      <w:pPr>
+        <w:spacing w:after="240" w:line="360" w:lineRule="auto"/>
+        <w:jc w:val="both"/>
+        <w:rPr>
+          <w:rFonts w:ascii="Arial" w:hAnsi="Arial" w:cs="Arial"/>
+        </w:rPr>
+      </w:pPr>
+      <w:r>
+        <w:rPr>
+          <w:rFonts w:ascii="Arial" w:hAnsi="Arial" w:cs="Arial"/>
+        </w:rPr>
+        <w:t xml:space="preserve">- </w:t>
+      </w:r>
+      <w:r>
+        <w:rPr>
+          <w:rFonts w:ascii="Arial" w:hAnsi="Arial" w:cs="Arial"/>
+        </w:rPr>
+        <w:t>Cada nodo tiene data, parent y lista doble de hijos.</w:t>
+      </w:r>
+    </w:p>
+    <w:p>
+      <w:pPr>
+        <w:spacing w:after="240" w:line="360" w:lineRule="auto"/>
+        <w:jc w:val="both"/>
+        <w:rPr>
+          <w:rFonts w:ascii="Arial" w:hAnsi="Arial" w:cs="Arial"/>
+        </w:rPr>
+      </w:pPr>
+      <w:r>
+        <w:rPr>
+          <w:rFonts w:ascii="Arial" w:hAnsi="Arial" w:cs="Arial"/>
+        </w:rPr>
+        <w:t xml:space="preserve">- </w:t>
+      </w:r>
+      <w:r>
+        <w:rPr>
+          <w:rFonts w:ascii="Arial" w:hAnsi="Arial" w:cs="Arial"/>
+        </w:rPr>
+        <w:t>setRoot fija la raíz, addChild añade hijo.</w:t>
+      </w:r>
+    </w:p>
+    <w:p>
+      <w:pPr>
+        <w:spacing w:after="240" w:line="360" w:lineRule="auto"/>
+        <w:jc w:val="both"/>
+        <w:rPr>
+          <w:rFonts w:ascii="Arial" w:hAnsi="Arial" w:cs="Arial"/>
+        </w:rPr>
+      </w:pPr>
+      <w:r>
+        <w:rPr>
+          <w:rFonts w:ascii="Arial" w:hAnsi="Arial" w:cs="Arial"/>
+        </w:rPr>
+        <w:t xml:space="preserve">- </w:t>
+      </w:r>
+      <w:r>
+        <w:rPr>
+          <w:rFonts w:ascii="Arial" w:hAnsi="Arial" w:cs="Arial"/>
+        </w:rPr>
+        <w:t>GameEngine mantiene el árbol de evoluciones.</w:t>
+      </w:r>
+    </w:p>
+    <w:p>
+      <w:pPr>
+        <w:spacing w:after="240" w:line="360" w:lineRule="auto"/>
+        <w:jc w:val="both"/>
+        <w:rPr>
+          <w:rFonts w:ascii="Arial" w:hAnsi="Arial" w:cs="Arial"/>
+        </w:rPr>
+      </w:pPr>
+      <w:r>
+        <w:rPr>
+          <w:rFonts w:ascii="Arial" w:hAnsi="Arial" w:cs="Arial"/>
+          <w:noProof/>
+        </w:rPr>
+        <w:lastRenderedPageBreak/>
+        <w:drawing>
+          <wp:inline distT="0" distB="0" distL="0" distR="0" wp14:anchorId="67A8D408" wp14:editId="768994CA">
+            <wp:extent cx="3028208" cy="2582430"/>
+            <wp:effectExtent l="0" t="0" r="0" b="0"/>
+            <wp:docPr id="1752745204" name="Picture 2"/>
+            <wp:cNvGraphicFramePr>
+              <a:graphicFrameLocks xmlns:a="http://schemas.openxmlformats.org/drawingml/2006/main" noChangeAspect="1"/>
+            </wp:cNvGraphicFramePr>
+            <a:graphic xmlns:a="http://schemas.openxmlformats.org/drawingml/2006/main">
+              <a:graphicData uri="http://schemas.openxmlformats.org/drawingml/2006/picture">
+                <pic:pic xmlns:pic="http://schemas.openxmlformats.org/drawingml/2006/picture">
+                  <pic:nvPicPr>
+                    <pic:cNvPr id="1752745204" name="Picture 1752745204"/>
+                    <pic:cNvPicPr/>
+                  </pic:nvPicPr>
+                  <pic:blipFill>
+                    <a:blip r:embed="rId8" cstate="print">
+                      <a:extLst>
+                        <a:ext uri="{28A0092B-C50C-407E-A947-70E740481C1C}">
+                          <a14:useLocalDpi xmlns:a14="http://schemas.microsoft.com/office/drawing/2010/main" val="0"/>
+                        </a:ext>
+                      </a:extLst>
+                    </a:blip>
+                    <a:stretch>
+                      <a:fillRect/>
+                    </a:stretch>
+                  </pic:blipFill>
+                  <pic:spPr>
+                    <a:xfrm>
+                      <a:off x="0" y="0"/>
+                      <a:ext cx="3081842" cy="2628168"/>
+                    </a:xfrm>
+                    <a:prstGeom prst="rect">
+                      <a:avLst/>
+                    </a:prstGeom>
+                  </pic:spPr>
+                </pic:pic>
+              </a:graphicData>
+            </a:graphic>
+          </wp:inline>
+        </w:drawing>
+      </w:r>
+    </w:p>
+    <w:p>
+      <w:pPr>
+        <w:spacing w:after="240" w:line="360" w:lineRule="auto"/>
+        <w:jc w:val="both"/>
+        <w:rPr>
+          <w:rFonts w:ascii="Arial" w:hAnsi="Arial" w:cs="Arial" w:hint="eastAsia"/>
+          <w:b/>
+          <w:bCs/>
+        </w:rPr>
+      </w:pPr>
+      <w:r>
+        <w:rPr>
+          <w:rFonts w:ascii="Arial" w:hAnsi="Arial" w:cs="Arial"/>
+          <w:b/>
+          <w:bCs/>
+        </w:rPr>
+        <w:t>4.</w:t>
+      </w:r>
+      <w:r>
+        <w:rPr>
+          <w:rFonts w:ascii="Arial" w:hAnsi="Arial" w:cs="Arial"/>
+          <w:b/>
+          <w:bCs/>
+        </w:rPr>
+        <w:t xml:space="preserve"> </w:t>
+      </w:r>
+      <w:r>
+        <w:rPr>
+          <w:rFonts w:ascii="Arial" w:hAnsi="Arial" w:cs="Arial" w:hint="eastAsia"/>
+          <w:b/>
+          <w:bCs/>
+        </w:rPr>
+        <w:t xml:space="preserve">Recursividad </w:t>
+      </w:r>
+      <w:r>
+        <w:rPr>
+          <w:rFonts w:ascii="Arial" w:hAnsi="Arial" w:cs="Arial"/>
+          <w:b/>
+          <w:bCs/>
+          <w:lang w:val="es-ES_tradnl"/>
+        </w:rPr>
+        <w:t xml:space="preserve">- </w:t>
+      </w:r>
+      <w:r>
+        <w:rPr>
+          <w:rFonts w:ascii="Arial" w:hAnsi="Arial" w:cs="Arial" w:hint="eastAsia"/>
+          <w:b/>
+          <w:bCs/>
+        </w:rPr>
+        <w:t>m</w:t>
+      </w:r>
+      <w:r>
+        <w:rPr>
+          <w:rFonts w:ascii="Arial" w:hAnsi="Arial" w:cs="Arial" w:hint="eastAsia"/>
+          <w:b/>
+          <w:bCs/>
+        </w:rPr>
+        <w:t>é</w:t>
+      </w:r>
+      <w:r>
+        <w:rPr>
+          <w:rFonts w:ascii="Arial" w:hAnsi="Arial" w:cs="Arial" w:hint="eastAsia"/>
+          <w:b/>
+          <w:bCs/>
+        </w:rPr>
+        <w:t>todos en Tree y ConsoleRenderer</w:t>
+      </w:r>
+    </w:p>
+    <w:p>
+      <w:pPr>
+        <w:spacing w:after="240" w:line="360" w:lineRule="auto"/>
+        <w:jc w:val="both"/>
+        <w:rPr>
+          <w:rFonts w:ascii="Arial" w:hAnsi="Arial" w:cs="Arial"/>
+        </w:rPr>
+      </w:pPr>
+      <w:r>
+        <w:rPr>
+          <w:rFonts w:ascii="Arial" w:hAnsi="Arial" w:cs="Arial"/>
+        </w:rPr>
+        <w:t xml:space="preserve">- </w:t>
+      </w:r>
+      <w:r>
+        <w:rPr>
+          <w:rFonts w:ascii="Arial" w:hAnsi="Arial" w:cs="Arial"/>
+        </w:rPr>
+        <w:t>height, size, preorder y postorder recursivos.</w:t>
+      </w:r>
+    </w:p>
+    <w:p>
+      <w:pPr>
+        <w:spacing w:after="240" w:line="360" w:lineRule="auto"/>
+        <w:jc w:val="both"/>
+        <w:rPr>
+          <w:rFonts w:ascii="Arial" w:hAnsi="Arial" w:cs="Arial"/>
+        </w:rPr>
+      </w:pPr>
+      <w:r>
+        <w:rPr>
+          <w:rFonts w:ascii="Arial" w:hAnsi="Arial" w:cs="Arial"/>
+        </w:rPr>
+        <w:t xml:space="preserve">- </w:t>
+      </w:r>
+      <w:r>
+        <w:rPr>
+          <w:rFonts w:ascii="Arial" w:hAnsi="Arial" w:cs="Arial"/>
+        </w:rPr>
+        <w:t>Recorrido del árbol de evoluciones en preorden con sangría.</w:t>
+      </w:r>
+    </w:p>
+    <w:p>
+      <w:pPr>
+        <w:spacing w:after="240" w:line="360" w:lineRule="auto"/>
+        <w:jc w:val="both"/>
+        <w:rPr>
+          <w:rFonts w:ascii="Arial" w:hAnsi="Arial" w:cs="Arial"/>
+          <w:b/>
+          <w:bCs/>
+        </w:rPr>
+      </w:pPr>
+      <w:r>
+        <w:rPr>
+          <w:rFonts w:ascii="Arial" w:hAnsi="Arial" w:cs="Arial"/>
+          <w:b/>
+          <w:bCs/>
+        </w:rPr>
+        <w:t>Resumen de tipos propios</w:t>
+      </w:r>
+    </w:p>
+    <w:p>
+      <w:pPr>
+        <w:spacing w:after="240" w:line="360" w:lineRule="auto"/>
+        <w:jc w:val="both"/>
+        <w:rPr>
+          <w:rFonts w:ascii="Arial" w:hAnsi="Arial" w:cs="Arial" w:hint="eastAsia"/>
+        </w:rPr>
+      </w:pPr>
+      <w:r>
+        <w:rPr>
+          <w:rFonts w:ascii="Arial" w:hAnsi="Arial" w:cs="Arial"/>
+        </w:rPr>
+        <w:t>•</w:t>
+      </w:r>
+      <w:r>
+        <w:rPr>
+          <w:rFonts w:ascii="Arial" w:hAnsi="Arial" w:cs="Arial"/>
+        </w:rPr>
+        <w:t xml:space="preserve"> </w:t>
+      </w:r>
+      <w:r>
+        <w:rPr>
+          <w:rFonts w:ascii="Arial" w:hAnsi="Arial" w:cs="Arial" w:hint="eastAsia"/>
+        </w:rPr>
+        <w:t xml:space="preserve">SinglyLinkedList </w:t>
+      </w:r>
+      <w:r>
+        <w:rPr>
+          <w:rFonts w:ascii="Arial" w:hAnsi="Arial" w:cs="Arial"/>
+          <w:lang w:val="en-US"/>
+        </w:rPr>
+        <w:t>-</w:t>
+      </w:r>
+      <w:r>
+        <w:rPr>
+          <w:rFonts w:ascii="Arial" w:hAnsi="Arial" w:cs="Arial" w:hint="eastAsia"/>
+        </w:rPr>
+        <w:t xml:space="preserve"> cat</w:t>
+      </w:r>
+      <w:r>
+        <w:rPr>
+          <w:rFonts w:ascii="Arial" w:hAnsi="Arial" w:cs="Arial" w:hint="eastAsia"/>
+        </w:rPr>
+        <w:t>á</w:t>
+      </w:r>
+      <w:r>
+        <w:rPr>
+          <w:rFonts w:ascii="Arial" w:hAnsi="Arial" w:cs="Arial" w:hint="eastAsia"/>
+        </w:rPr>
+        <w:t>logo</w:t>
+      </w:r>
+    </w:p>
+    <w:p>
+      <w:pPr>
+        <w:spacing w:after="240" w:line="360" w:lineRule="auto"/>
+        <w:jc w:val="both"/>
+        <w:rPr>
+          <w:rFonts w:ascii="Arial" w:hAnsi="Arial" w:cs="Arial" w:hint="eastAsia"/>
+        </w:rPr>
+      </w:pPr>
+      <w:r>
+        <w:rPr>
+          <w:rFonts w:ascii="Arial" w:hAnsi="Arial" w:cs="Arial"/>
+        </w:rPr>
+        <w:t>•</w:t>
+      </w:r>
+      <w:r>
+        <w:rPr>
+          <w:rFonts w:ascii="Arial" w:hAnsi="Arial" w:cs="Arial"/>
+        </w:rPr>
+        <w:t xml:space="preserve"> </w:t>
+      </w:r>
+      <w:r>
+        <w:rPr>
+          <w:rFonts w:ascii="Arial" w:hAnsi="Arial" w:cs="Arial" w:hint="eastAsia"/>
+        </w:rPr>
+        <w:t xml:space="preserve">DoublyLinkedList </w:t>
+      </w:r>
+      <w:r>
+        <w:rPr>
+          <w:rFonts w:ascii="Arial" w:hAnsi="Arial" w:cs="Arial"/>
+          <w:lang w:val="en-US"/>
+        </w:rPr>
+        <w:t>-</w:t>
+      </w:r>
+      <w:r>
+        <w:rPr>
+          <w:rFonts w:ascii="Arial" w:hAnsi="Arial" w:cs="Arial" w:hint="eastAsia"/>
+        </w:rPr>
+        <w:t xml:space="preserve"> historial</w:t>
+      </w:r>
+    </w:p>
+    <w:p>
+      <w:pPr>
+        <w:spacing w:after="240" w:line="360" w:lineRule="auto"/>
+        <w:jc w:val="both"/>
+        <w:rPr>
+          <w:rFonts w:ascii="Arial" w:hAnsi="Arial" w:cs="Arial" w:hint="eastAsia"/>
+        </w:rPr>
+      </w:pPr>
+      <w:r>
+        <w:rPr>
+          <w:rFonts w:ascii="Arial" w:hAnsi="Arial" w:cs="Arial"/>
+        </w:rPr>
+        <w:t>•</w:t>
+      </w:r>
+      <w:r>
+        <w:rPr>
+          <w:rFonts w:ascii="Arial" w:hAnsi="Arial" w:cs="Arial"/>
+        </w:rPr>
+        <w:t xml:space="preserve"> </w:t>
+      </w:r>
+      <w:r>
+        <w:rPr>
+          <w:rFonts w:ascii="Arial" w:hAnsi="Arial" w:cs="Arial" w:hint="eastAsia"/>
+        </w:rPr>
+        <w:t xml:space="preserve">CircularLinkedList </w:t>
+      </w:r>
+      <w:r>
+        <w:rPr>
+          <w:rFonts w:ascii="Arial" w:hAnsi="Arial" w:cs="Arial"/>
+          <w:lang w:val="en-US"/>
+        </w:rPr>
+        <w:t>-</w:t>
+      </w:r>
+      <w:r>
+        <w:rPr>
+          <w:rFonts w:ascii="Arial" w:hAnsi="Arial" w:cs="Arial" w:hint="eastAsia"/>
+        </w:rPr>
+        <w:t xml:space="preserve"> efectos de campo</w:t>
+      </w:r>
+    </w:p>
+    <w:p>
+      <w:pPr>
+        <w:spacing w:after="240" w:line="360" w:lineRule="auto"/>
+        <w:jc w:val="both"/>
+        <w:rPr>
+          <w:rFonts w:ascii="Arial" w:hAnsi="Arial" w:cs="Arial" w:hint="eastAsia"/>
+        </w:rPr>
+      </w:pPr>
+      <w:r>
+        <w:rPr>
+          <w:rFonts w:ascii="Arial" w:hAnsi="Arial" w:cs="Arial"/>
+        </w:rPr>
+        <w:t>•</w:t>
+      </w:r>
+      <w:r>
+        <w:rPr>
+          <w:rFonts w:ascii="Arial" w:hAnsi="Arial" w:cs="Arial"/>
+        </w:rPr>
+        <w:t xml:space="preserve"> </w:t>
+      </w:r>
+      <w:r>
+        <w:rPr>
+          <w:rFonts w:ascii="Arial" w:hAnsi="Arial" w:cs="Arial" w:hint="eastAsia"/>
+        </w:rPr>
+        <w:t xml:space="preserve">LinkedStack </w:t>
+      </w:r>
+      <w:r>
+        <w:rPr>
+          <w:rFonts w:ascii="Arial" w:hAnsi="Arial" w:cs="Arial"/>
+          <w:lang w:val="es-ES_tradnl"/>
+        </w:rPr>
+        <w:t>-</w:t>
+      </w:r>
+      <w:r>
+        <w:rPr>
+          <w:rFonts w:ascii="Arial" w:hAnsi="Arial" w:cs="Arial" w:hint="eastAsia"/>
+        </w:rPr>
+        <w:t xml:space="preserve"> mazo y cementerio</w:t>
+      </w:r>
+    </w:p>
+    <w:p>
+      <w:pPr>
+        <w:spacing w:after="240" w:line="360" w:lineRule="auto"/>
+        <w:jc w:val="both"/>
+        <w:rPr>
+          <w:rFonts w:ascii="Arial" w:hAnsi="Arial" w:cs="Arial" w:hint="eastAsia"/>
+        </w:rPr>
+      </w:pPr>
+      <w:r>
+        <w:rPr>
+          <w:rFonts w:ascii="Arial" w:hAnsi="Arial" w:cs="Arial"/>
+        </w:rPr>
+        <w:t>•</w:t>
+      </w:r>
+      <w:r>
+        <w:rPr>
+          <w:rFonts w:ascii="Arial" w:hAnsi="Arial" w:cs="Arial"/>
+        </w:rPr>
+        <w:t xml:space="preserve"> </w:t>
+      </w:r>
+      <w:r>
+        <w:rPr>
+          <w:rFonts w:ascii="Arial" w:hAnsi="Arial" w:cs="Arial" w:hint="eastAsia"/>
+        </w:rPr>
+        <w:t xml:space="preserve">CircularQueue </w:t>
+      </w:r>
+      <w:r>
+        <w:rPr>
+          <w:rFonts w:ascii="Arial" w:hAnsi="Arial" w:cs="Arial"/>
+          <w:lang w:val="es-ES_tradnl"/>
+        </w:rPr>
+        <w:t>-</w:t>
+      </w:r>
+      <w:r>
+        <w:rPr>
+          <w:rFonts w:ascii="Arial" w:hAnsi="Arial" w:cs="Arial" w:hint="eastAsia"/>
+        </w:rPr>
+        <w:t xml:space="preserve"> turnos</w:t>
+      </w:r>
+    </w:p>
+    <w:p>
+      <w:pPr>
+        <w:spacing w:after="240" w:line="360" w:lineRule="auto"/>
+        <w:jc w:val="both"/>
+        <w:rPr>
+          <w:rFonts w:ascii="Arial" w:hAnsi="Arial" w:cs="Arial" w:hint="eastAsia"/>
+        </w:rPr>
+      </w:pPr>
+      <w:r>
+        <w:rPr>
+          <w:rFonts w:ascii="Arial" w:hAnsi="Arial" w:cs="Arial"/>
+        </w:rPr>
+        <w:t>•</w:t>
+      </w:r>
+      <w:r>
+        <w:rPr>
+          <w:rFonts w:ascii="Arial" w:hAnsi="Arial" w:cs="Arial"/>
+        </w:rPr>
+        <w:t xml:space="preserve"> </w:t>
+      </w:r>
+      <w:r>
+        <w:rPr>
+          <w:rFonts w:ascii="Arial" w:hAnsi="Arial" w:cs="Arial" w:hint="eastAsia"/>
+        </w:rPr>
+        <w:t xml:space="preserve">PriorityQueue </w:t>
+      </w:r>
+      <w:r>
+        <w:rPr>
+          <w:rFonts w:ascii="Arial" w:hAnsi="Arial" w:cs="Arial"/>
+          <w:lang w:val="es-ES_tradnl"/>
+        </w:rPr>
+        <w:t>-</w:t>
+      </w:r>
+      <w:r>
+        <w:rPr>
+          <w:rFonts w:ascii="Arial" w:hAnsi="Arial" w:cs="Arial" w:hint="eastAsia"/>
+        </w:rPr>
+        <w:t xml:space="preserve"> efectos pendientes</w:t>
+      </w:r>
+    </w:p>
+    <w:p>
+      <w:pPr>
+        <w:spacing w:after="240" w:line="360" w:lineRule="auto"/>
+        <w:jc w:val="both"/>
+        <w:rPr>
+          <w:rFonts w:ascii="Arial" w:hAnsi="Arial" w:cs="Arial" w:hint="eastAsia"/>
+        </w:rPr>
+      </w:pPr>
+      <w:r>
+        <w:rPr>
+          <w:rFonts w:ascii="Arial" w:hAnsi="Arial" w:cs="Arial"/>
+        </w:rPr>
+        <w:t>•</w:t>
+      </w:r>
+      <w:r>
+        <w:rPr>
+          <w:rFonts w:ascii="Arial" w:hAnsi="Arial" w:cs="Arial"/>
+        </w:rPr>
+        <w:t xml:space="preserve"> </w:t>
+      </w:r>
+      <w:r>
+        <w:rPr>
+          <w:rFonts w:ascii="Arial" w:hAnsi="Arial" w:cs="Arial" w:hint="eastAsia"/>
+        </w:rPr>
+        <w:t xml:space="preserve">Tree + Node </w:t>
+      </w:r>
+      <w:r>
+        <w:rPr>
+          <w:rFonts w:ascii="Arial" w:hAnsi="Arial" w:cs="Arial"/>
+          <w:lang w:val="es-ES_tradnl"/>
+        </w:rPr>
+        <w:t>-</w:t>
+      </w:r>
+      <w:r>
+        <w:rPr>
+          <w:rFonts w:ascii="Arial" w:hAnsi="Arial" w:cs="Arial" w:hint="eastAsia"/>
+        </w:rPr>
+        <w:t xml:space="preserve"> l</w:t>
+      </w:r>
+      <w:r>
+        <w:rPr>
+          <w:rFonts w:ascii="Arial" w:hAnsi="Arial" w:cs="Arial" w:hint="eastAsia"/>
+        </w:rPr>
+        <w:t>í</w:t>
+      </w:r>
+      <w:r>
+        <w:rPr>
+          <w:rFonts w:ascii="Arial" w:hAnsi="Arial" w:cs="Arial" w:hint="eastAsia"/>
+        </w:rPr>
+        <w:t>nea de evoluci</w:t>
+      </w:r>
+      <w:r>
+        <w:rPr>
+          <w:rFonts w:ascii="Arial" w:hAnsi="Arial" w:cs="Arial" w:hint="eastAsia"/>
+        </w:rPr>
+        <w:t>ó</w:t>
+      </w:r>
+      <w:r>
+        <w:rPr>
+          <w:rFonts w:ascii="Arial" w:hAnsi="Arial" w:cs="Arial" w:hint="eastAsia"/>
+        </w:rPr>
+        <w:t>n</w:t>
+      </w:r>
+    </w:p>
+    <w:p>
+      <w:pPr>
+        <w:spacing w:after="240" w:line="360" w:lineRule="auto"/>
+        <w:jc w:val="both"/>
+        <w:rPr>
+          <w:rFonts w:ascii="Arial" w:hAnsi="Arial" w:cs="Arial"/>
+        </w:rPr>
+      </w:pPr>
+      <w:r>
+        <w:rPr>
+          <w:rFonts w:ascii="Arial" w:hAnsi="Arial" w:cs="Arial"/>
+        </w:rPr>
+        <w:lastRenderedPageBreak/>
+        <w:t>•</w:t>
+      </w:r>
+      <w:r>
+        <w:rPr>
+          <w:rFonts w:ascii="Arial" w:hAnsi="Arial" w:cs="Arial"/>
+        </w:rPr>
+        <w:t xml:space="preserve"> </w:t>
+      </w:r>
+      <w:r>
+        <w:rPr>
+          <w:rFonts w:ascii="Arial" w:hAnsi="Arial" w:cs="Arial" w:hint="eastAsia"/>
+        </w:rPr>
+        <w:t xml:space="preserve">HashMap  </w:t>
+      </w:r>
+      <w:r>
+        <w:rPr>
+          <w:rFonts w:ascii="Arial" w:hAnsi="Arial" w:cs="Arial"/>
+          <w:lang w:val="es-ES_tradnl"/>
+        </w:rPr>
+        <w:t>-</w:t>
+      </w:r>
+      <w:r>
+        <w:rPr>
+          <w:rFonts w:ascii="Arial" w:hAnsi="Arial" w:cs="Arial" w:hint="eastAsia"/>
+        </w:rPr>
+        <w:t xml:space="preserve"> </w:t>
+      </w:r>
+      <w:r>
+        <w:rPr>
+          <w:rFonts w:ascii="Arial" w:hAnsi="Arial" w:cs="Arial" w:hint="eastAsia"/>
+        </w:rPr>
+        <w:t>í</w:t>
+      </w:r>
+      <w:r>
+        <w:rPr>
+          <w:rFonts w:ascii="Arial" w:hAnsi="Arial" w:cs="Arial" w:hint="eastAsia"/>
+        </w:rPr>
+        <w:t>ndice del cat</w:t>
+      </w:r>
+      <w:r>
+        <w:rPr>
+          <w:rFonts w:ascii="Arial" w:hAnsi="Arial" w:cs="Arial" w:hint="eastAsia"/>
+        </w:rPr>
+        <w:t>á</w:t>
+      </w:r>
+      <w:r>
+        <w:rPr>
+          <w:rFonts w:ascii="Arial" w:hAnsi="Arial" w:cs="Arial" w:hint="eastAsia"/>
+        </w:rPr>
+        <w:t>logo</w:t>
       </w:r>
     </w:p>
     <w:sectPr>
-      <w:headerReference w:type="default" r:id="rId8"/>
+      <w:headerReference w:type="even" r:id="rId9"/>
+      <w:headerReference w:type="default" r:id="rId10"/>
+      <w:footerReference w:type="even" r:id="rId11"/>
+      <w:footerReference w:type="default" r:id="rId12"/>
+      <w:headerReference w:type="first" r:id="rId13"/>
+      <w:footerReference w:type="first" r:id="rId14"/>
       <w:pgSz w:w="12240" w:h="15840"/>
       <w:pgMar w:top="1440" w:right="1440" w:bottom="1440" w:left="1440" w:header="720" w:footer="720" w:gutter="0"/>
       <w:cols w:space="720"/>
@@ -1125,6 +2110,36 @@
 </w:endnotes>
 </file>
 
+<file path=word/footer1.xml><?xml version="1.0" encoding="utf-8"?>
+<w:ftr xmlns:wpc="http://schemas.microsoft.com/office/word/2010/wordprocessingCanvas" xmlns:cx="http://schemas.microsoft.com/office/drawing/2014/chartex" xmlns:cx1="http://schemas.microsoft.com/office/drawing/2015/9/8/chartex" xmlns:cx2="http://schemas.microsoft.com/office/drawing/2015/10/21/chartex" xmlns:cx3="http://schemas.microsoft.com/office/drawing/2016/5/9/chartex" xmlns:cx4="http://schemas.microsoft.com/office/drawing/2016/5/10/chartex" xmlns:cx5="http://schemas.microsoft.com/office/drawing/2016/5/11/chartex" xmlns:cx6="http://schemas.microsoft.com/office/drawing/2016/5/12/chartex" xmlns:cx7="http://schemas.microsoft.com/office/drawing/2016/5/13/chartex" xmlns:cx8="http://schemas.microsoft.com/office/drawing/2016/5/14/chartex" xmlns:mc="http://schemas.openxmlformats.org/markup-compatibility/2006" xmlns:m="http://schemas.openxmlformats.org/officeDocument/2006/math" xmlns:aink="http://schemas.microsoft.com/office/drawing/2016/ink" xmlns:am3d="http://schemas.microsoft.com/office/drawing/2017/model3d" xmlns:oel="http://schemas.microsoft.com/office/2019/extlst" xmlns:r="http://schemas.openxmlformats.org/officeDocument/2006/relationships" xmlns:wp14="http://schemas.microsoft.com/office/word/2010/wordprocessingDrawing" xmlns:wp="http://schemas.openxmlformats.org/drawingml/2006/wordprocessingDrawing" xmlns:wpg="http://schemas.microsoft.com/office/word/2010/wordprocessingGroup" xmlns:wpi="http://schemas.microsoft.com/office/word/2010/wordprocessingInk" xmlns:wps="http://schemas.microsoft.com/office/word/2010/wordprocessingShape" xmlns:o="urn:schemas-microsoft-com:office:office" xmlns:v="urn:schemas-microsoft-com:vml" xmlns:w10="urn:schemas-microsoft-com:office:word" xmlns:w="http://schemas.openxmlformats.org/wordprocessingml/2006/main" xmlns:w14="http://schemas.microsoft.com/office/word/2010/wordml" xmlns:w15="http://schemas.microsoft.com/office/word/2012/wordml" xmlns:w16cex="http://schemas.microsoft.com/office/word/2018/wordml/cex" xmlns:w16cid="http://schemas.microsoft.com/office/word/2016/wordml/cid" xmlns:w16="http://schemas.microsoft.com/office/word/2018/wordml" xmlns:w16sdtdh="http://schemas.microsoft.com/office/word/2020/wordml/sdtdatahash" xmlns:w16sdtfl="http://schemas.microsoft.com/office/word/2024/wordml/sdtformatlock" xmlns:w16se="http://schemas.microsoft.com/office/word/2015/wordml/symex" xmlns:w16du="http://schemas.microsoft.com/office/word/2023/wordml/word16du" xmlns:wne="http://schemas.microsoft.com/office/word/2006/wordml" mc:Ignorable="w14 w15 w16se w16cid w16 w16cex w16sdtdh w16sdtfl w16du wp14">
+  <w:p>
+    <w:pPr>
+      <w:pStyle w:val="Footer"/>
+    </w:pPr>
+  </w:p>
+</w:ftr>
+</file>
+
+<file path=word/footer2.xml><?xml version="1.0" encoding="utf-8"?>
+<w:ftr xmlns:wpc="http://schemas.microsoft.com/office/word/2010/wordprocessingCanvas" xmlns:cx="http://schemas.microsoft.com/office/drawing/2014/chartex" xmlns:cx1="http://schemas.microsoft.com/office/drawing/2015/9/8/chartex" xmlns:cx2="http://schemas.microsoft.com/office/drawing/2015/10/21/chartex" xmlns:cx3="http://schemas.microsoft.com/office/drawing/2016/5/9/chartex" xmlns:cx4="http://schemas.microsoft.com/office/drawing/2016/5/10/chartex" xmlns:cx5="http://schemas.microsoft.com/office/drawing/2016/5/11/chartex" xmlns:cx6="http://schemas.microsoft.com/office/drawing/2016/5/12/chartex" xmlns:cx7="http://schemas.microsoft.com/office/drawing/2016/5/13/chartex" xmlns:cx8="http://schemas.microsoft.com/office/drawing/2016/5/14/chartex" xmlns:mc="http://schemas.openxmlformats.org/markup-compatibility/2006" xmlns:m="http://schemas.openxmlformats.org/officeDocument/2006/math" xmlns:aink="http://schemas.microsoft.com/office/drawing/2016/ink" xmlns:am3d="http://schemas.microsoft.com/office/drawing/2017/model3d" xmlns:oel="http://schemas.microsoft.com/office/2019/extlst" xmlns:r="http://schemas.openxmlformats.org/officeDocument/2006/relationships" xmlns:wp14="http://schemas.microsoft.com/office/word/2010/wordprocessingDrawing" xmlns:wp="http://schemas.openxmlformats.org/drawingml/2006/wordprocessingDrawing" xmlns:wpg="http://schemas.microsoft.com/office/word/2010/wordprocessingGroup" xmlns:wpi="http://schemas.microsoft.com/office/word/2010/wordprocessingInk" xmlns:wps="http://schemas.microsoft.com/office/word/2010/wordprocessingShape" xmlns:o="urn:schemas-microsoft-com:office:office" xmlns:v="urn:schemas-microsoft-com:vml" xmlns:w10="urn:schemas-microsoft-com:office:word" xmlns:w="http://schemas.openxmlformats.org/wordprocessingml/2006/main" xmlns:w14="http://schemas.microsoft.com/office/word/2010/wordml" xmlns:w15="http://schemas.microsoft.com/office/word/2012/wordml" xmlns:w16cex="http://schemas.microsoft.com/office/word/2018/wordml/cex" xmlns:w16cid="http://schemas.microsoft.com/office/word/2016/wordml/cid" xmlns:w16="http://schemas.microsoft.com/office/word/2018/wordml" xmlns:w16sdtdh="http://schemas.microsoft.com/office/word/2020/wordml/sdtdatahash" xmlns:w16sdtfl="http://schemas.microsoft.com/office/word/2024/wordml/sdtformatlock" xmlns:w16se="http://schemas.microsoft.com/office/word/2015/wordml/symex" xmlns:w16du="http://schemas.microsoft.com/office/word/2023/wordml/word16du" xmlns:wne="http://schemas.microsoft.com/office/word/2006/wordml" mc:Ignorable="w14 w15 w16se w16cid w16 w16cex w16sdtdh w16sdtfl w16du wp14">
+  <w:p>
+    <w:pPr>
+      <w:pStyle w:val="Footer"/>
+    </w:pPr>
+  </w:p>
+</w:ftr>
+</file>
+
+<file path=word/footer3.xml><?xml version="1.0" encoding="utf-8"?>
+<w:ftr xmlns:wpc="http://schemas.microsoft.com/office/word/2010/wordprocessingCanvas" xmlns:cx="http://schemas.microsoft.com/office/drawing/2014/chartex" xmlns:cx1="http://schemas.microsoft.com/office/drawing/2015/9/8/chartex" xmlns:cx2="http://schemas.microsoft.com/office/drawing/2015/10/21/chartex" xmlns:cx3="http://schemas.microsoft.com/office/drawing/2016/5/9/chartex" xmlns:cx4="http://schemas.microsoft.com/office/drawing/2016/5/10/chartex" xmlns:cx5="http://schemas.microsoft.com/office/drawing/2016/5/11/chartex" xmlns:cx6="http://schemas.microsoft.com/office/drawing/2016/5/12/chartex" xmlns:cx7="http://schemas.microsoft.com/office/drawing/2016/5/13/chartex" xmlns:cx8="http://schemas.microsoft.com/office/drawing/2016/5/14/chartex" xmlns:mc="http://schemas.openxmlformats.org/markup-compatibility/2006" xmlns:m="http://schemas.openxmlformats.org/officeDocument/2006/math" xmlns:aink="http://schemas.microsoft.com/office/drawing/2016/ink" xmlns:am3d="http://schemas.microsoft.com/office/drawing/2017/model3d" xmlns:oel="http://schemas.microsoft.com/office/2019/extlst" xmlns:r="http://schemas.openxmlformats.org/officeDocument/2006/relationships" xmlns:wp14="http://schemas.microsoft.com/office/word/2010/wordprocessingDrawing" xmlns:wp="http://schemas.openxmlformats.org/drawingml/2006/wordprocessingDrawing" xmlns:wpg="http://schemas.microsoft.com/office/word/2010/wordprocessingGroup" xmlns:wpi="http://schemas.microsoft.com/office/word/2010/wordprocessingInk" xmlns:wps="http://schemas.microsoft.com/office/word/2010/wordprocessingShape" xmlns:o="urn:schemas-microsoft-com:office:office" xmlns:v="urn:schemas-microsoft-com:vml" xmlns:w10="urn:schemas-microsoft-com:office:word" xmlns:w="http://schemas.openxmlformats.org/wordprocessingml/2006/main" xmlns:w14="http://schemas.microsoft.com/office/word/2010/wordml" xmlns:w15="http://schemas.microsoft.com/office/word/2012/wordml" xmlns:w16cex="http://schemas.microsoft.com/office/word/2018/wordml/cex" xmlns:w16cid="http://schemas.microsoft.com/office/word/2016/wordml/cid" xmlns:w16="http://schemas.microsoft.com/office/word/2018/wordml" xmlns:w16sdtdh="http://schemas.microsoft.com/office/word/2020/wordml/sdtdatahash" xmlns:w16sdtfl="http://schemas.microsoft.com/office/word/2024/wordml/sdtformatlock" xmlns:w16se="http://schemas.microsoft.com/office/word/2015/wordml/symex" xmlns:w16du="http://schemas.microsoft.com/office/word/2023/wordml/word16du" xmlns:wne="http://schemas.microsoft.com/office/word/2006/wordml" mc:Ignorable="w14 w15 w16se w16cid w16 w16cex w16sdtdh w16sdtfl w16du wp14">
+  <w:p>
+    <w:pPr>
+      <w:pStyle w:val="Footer"/>
+    </w:pPr>
+  </w:p>
+</w:ftr>
+</file>
+
 <file path=word/footnotes.xml><?xml version="1.0" encoding="utf-8"?>
 <w:footnotes xmlns:wpc="http://schemas.microsoft.com/office/word/2010/wordprocessingCanvas" xmlns:cx="http://schemas.microsoft.com/office/drawing/2014/chartex" xmlns:cx1="http://schemas.microsoft.com/office/drawing/2015/9/8/chartex" xmlns:cx2="http://schemas.microsoft.com/office/drawing/2015/10/21/chartex" xmlns:cx3="http://schemas.microsoft.com/office/drawing/2016/5/9/chartex" xmlns:cx4="http://schemas.microsoft.com/office/drawing/2016/5/10/chartex" xmlns:cx5="http://schemas.microsoft.com/office/drawing/2016/5/11/chartex" xmlns:cx6="http://schemas.microsoft.com/office/drawing/2016/5/12/chartex" xmlns:cx7="http://schemas.microsoft.com/office/drawing/2016/5/13/chartex" xmlns:cx8="http://schemas.microsoft.com/office/drawing/2016/5/14/chartex" xmlns:mc="http://schemas.openxmlformats.org/markup-compatibility/2006" xmlns:m="http://schemas.openxmlformats.org/officeDocument/2006/math" xmlns:aink="http://schemas.microsoft.com/office/drawing/2016/ink" xmlns:am3d="http://schemas.microsoft.com/office/drawing/2017/model3d" xmlns:oel="http://schemas.microsoft.com/office/2019/extlst" xmlns:r="http://schemas.openxmlformats.org/officeDocument/2006/relationships" xmlns:wp14="http://schemas.microsoft.com/office/word/2010/wordprocessingDrawing" xmlns:wp="http://schemas.openxmlformats.org/drawingml/2006/wordprocessingDrawing" xmlns:wpg="http://schemas.microsoft.com/office/word/2010/wordprocessingGroup" xmlns:wpi="http://schemas.microsoft.com/office/word/2010/wordprocessingInk" xmlns:wps="http://schemas.microsoft.com/office/word/2010/wordprocessingShape" xmlns:o="urn:schemas-microsoft-com:office:office" xmlns:v="urn:schemas-microsoft-com:vml" xmlns:w10="urn:schemas-microsoft-com:office:word" xmlns:w="http://schemas.openxmlformats.org/wordprocessingml/2006/main" xmlns:w14="http://schemas.microsoft.com/office/word/2010/wordml" xmlns:w15="http://schemas.microsoft.com/office/word/2012/wordml" xmlns:w16cex="http://schemas.microsoft.com/office/word/2018/wordml/cex" xmlns:w16cid="http://schemas.microsoft.com/office/word/2016/wordml/cid" xmlns:w16="http://schemas.microsoft.com/office/word/2018/wordml" xmlns:w16sdtdh="http://schemas.microsoft.com/office/word/2020/wordml/sdtdatahash" xmlns:w16sdtfl="http://schemas.microsoft.com/office/word/2024/wordml/sdtformatlock" xmlns:w16se="http://schemas.microsoft.com/office/word/2015/wordml/symex" xmlns:w16du="http://schemas.microsoft.com/office/word/2023/wordml/word16du" xmlns:wne="http://schemas.microsoft.com/office/word/2006/wordml" mc:Ignorable="w14 w15 w16se w16cid w16 w16cex w16sdtdh w16sdtfl w16du wp14">
   <w:footnote w:type="separator" w:id="-1">
@@ -1155,74 +2170,345 @@
   <w:p>
     <w:pPr>
       <w:pStyle w:val="Header"/>
-      <w:rPr>
-        <w:lang w:val="es-ES_tradnl"/>
-      </w:rPr>
+    </w:pPr>
+  </w:p>
+</w:hdr>
+</file>
+
+<file path=word/header2.xml><?xml version="1.0" encoding="utf-8"?>
+<w:hdr xmlns:wpc="http://schemas.microsoft.com/office/word/2010/wordprocessingCanvas" xmlns:cx="http://schemas.microsoft.com/office/drawing/2014/chartex" xmlns:cx1="http://schemas.microsoft.com/office/drawing/2015/9/8/chartex" xmlns:cx2="http://schemas.microsoft.com/office/drawing/2015/10/21/chartex" xmlns:cx3="http://schemas.microsoft.com/office/drawing/2016/5/9/chartex" xmlns:cx4="http://schemas.microsoft.com/office/drawing/2016/5/10/chartex" xmlns:cx5="http://schemas.microsoft.com/office/drawing/2016/5/11/chartex" xmlns:cx6="http://schemas.microsoft.com/office/drawing/2016/5/12/chartex" xmlns:cx7="http://schemas.microsoft.com/office/drawing/2016/5/13/chartex" xmlns:cx8="http://schemas.microsoft.com/office/drawing/2016/5/14/chartex" xmlns:mc="http://schemas.openxmlformats.org/markup-compatibility/2006" xmlns:m="http://schemas.openxmlformats.org/officeDocument/2006/math" xmlns:aink="http://schemas.microsoft.com/office/drawing/2016/ink" xmlns:am3d="http://schemas.microsoft.com/office/drawing/2017/model3d" xmlns:oel="http://schemas.microsoft.com/office/2019/extlst" xmlns:r="http://schemas.openxmlformats.org/officeDocument/2006/relationships" xmlns:wp14="http://schemas.microsoft.com/office/word/2010/wordprocessingDrawing" xmlns:wp="http://schemas.openxmlformats.org/drawingml/2006/wordprocessingDrawing" xmlns:wpg="http://schemas.microsoft.com/office/word/2010/wordprocessingGroup" xmlns:wpi="http://schemas.microsoft.com/office/word/2010/wordprocessingInk" xmlns:wps="http://schemas.microsoft.com/office/word/2010/wordprocessingShape" xmlns:o="urn:schemas-microsoft-com:office:office" xmlns:v="urn:schemas-microsoft-com:vml" xmlns:w10="urn:schemas-microsoft-com:office:word" xmlns:w="http://schemas.openxmlformats.org/wordprocessingml/2006/main" xmlns:w14="http://schemas.microsoft.com/office/word/2010/wordml" xmlns:w15="http://schemas.microsoft.com/office/word/2012/wordml" xmlns:w16cex="http://schemas.microsoft.com/office/word/2018/wordml/cex" xmlns:w16cid="http://schemas.microsoft.com/office/word/2016/wordml/cid" xmlns:w16="http://schemas.microsoft.com/office/word/2018/wordml" xmlns:w16sdtdh="http://schemas.microsoft.com/office/word/2020/wordml/sdtdatahash" xmlns:w16sdtfl="http://schemas.microsoft.com/office/word/2024/wordml/sdtformatlock" xmlns:w16se="http://schemas.microsoft.com/office/word/2015/wordml/symex" xmlns:w16du="http://schemas.microsoft.com/office/word/2023/wordml/word16du" xmlns:wne="http://schemas.microsoft.com/office/word/2006/wordml" mc:Ignorable="w14 w15 w16se w16cid w16 w16cex w16sdtdh w16sdtfl w16du wp14">
+  <w:p>
+    <w:pPr>
+      <w:pStyle w:val="Header"/>
     </w:pPr>
     <w:r>
-      <w:rPr>
-        <w:lang w:val="es-ES_tradnl"/>
-      </w:rPr>
       <w:t>Diego Preciado Rodríguez</w:t>
     </w:r>
   </w:p>
   <w:p>
     <w:pPr>
       <w:pStyle w:val="Header"/>
-      <w:rPr>
-        <w:lang w:val="es-ES_tradnl"/>
-      </w:rPr>
     </w:pPr>
     <w:r>
-      <w:rPr>
-        <w:lang w:val="es-ES_tradnl"/>
-      </w:rPr>
       <w:t>Lúa Izel Soto Sánchez</w:t>
     </w:r>
   </w:p>
   <w:p>
     <w:pPr>
       <w:pStyle w:val="Header"/>
-      <w:rPr>
-        <w:lang w:val="es-ES_tradnl"/>
-      </w:rPr>
     </w:pPr>
     <w:r>
-      <w:rPr>
-        <w:lang w:val="es-ES_tradnl"/>
-      </w:rPr>
       <w:t>Alejandra Peña Andrade</w:t>
     </w:r>
   </w:p>
   <w:p>
     <w:pPr>
       <w:pStyle w:val="Header"/>
-      <w:rPr>
-        <w:lang w:val="es-ES_tradnl"/>
-      </w:rPr>
     </w:pPr>
     <w:r>
-      <w:rPr>
-        <w:lang w:val="es-ES_tradnl"/>
-      </w:rPr>
       <w:t>Pedro Emiliano Ortega Ortiz</w:t>
     </w:r>
   </w:p>
   <w:p>
     <w:pPr>
       <w:pStyle w:val="Header"/>
-      <w:rPr>
-        <w:lang w:val="es-ES_tradnl"/>
-      </w:rPr>
     </w:pPr>
     <w:r>
-      <w:rPr>
-        <w:lang w:val="es-ES_tradnl"/>
-      </w:rPr>
       <w:t>Jorge Diego Valdivieso Saure</w:t>
     </w:r>
   </w:p>
 </w:hdr>
+</file>
+
+<file path=word/header3.xml><?xml version="1.0" encoding="utf-8"?>
+<w:hdr xmlns:wpc="http://schemas.microsoft.com/office/word/2010/wordprocessingCanvas" xmlns:cx="http://schemas.microsoft.com/office/drawing/2014/chartex" xmlns:cx1="http://schemas.microsoft.com/office/drawing/2015/9/8/chartex" xmlns:cx2="http://schemas.microsoft.com/office/drawing/2015/10/21/chartex" xmlns:cx3="http://schemas.microsoft.com/office/drawing/2016/5/9/chartex" xmlns:cx4="http://schemas.microsoft.com/office/drawing/2016/5/10/chartex" xmlns:cx5="http://schemas.microsoft.com/office/drawing/2016/5/11/chartex" xmlns:cx6="http://schemas.microsoft.com/office/drawing/2016/5/12/chartex" xmlns:cx7="http://schemas.microsoft.com/office/drawing/2016/5/13/chartex" xmlns:cx8="http://schemas.microsoft.com/office/drawing/2016/5/14/chartex" xmlns:mc="http://schemas.openxmlformats.org/markup-compatibility/2006" xmlns:m="http://schemas.openxmlformats.org/officeDocument/2006/math" xmlns:aink="http://schemas.microsoft.com/office/drawing/2016/ink" xmlns:am3d="http://schemas.microsoft.com/office/drawing/2017/model3d" xmlns:oel="http://schemas.microsoft.com/office/2019/extlst" xmlns:r="http://schemas.openxmlformats.org/officeDocument/2006/relationships" xmlns:wp14="http://schemas.microsoft.com/office/word/2010/wordprocessingDrawing" xmlns:wp="http://schemas.openxmlformats.org/drawingml/2006/wordprocessingDrawing" xmlns:wpg="http://schemas.microsoft.com/office/word/2010/wordprocessingGroup" xmlns:wpi="http://schemas.microsoft.com/office/word/2010/wordprocessingInk" xmlns:wps="http://schemas.microsoft.com/office/word/2010/wordprocessingShape" xmlns:o="urn:schemas-microsoft-com:office:office" xmlns:v="urn:schemas-microsoft-com:vml" xmlns:w10="urn:schemas-microsoft-com:office:word" xmlns:w="http://schemas.openxmlformats.org/wordprocessingml/2006/main" xmlns:w14="http://schemas.microsoft.com/office/word/2010/wordml" xmlns:w15="http://schemas.microsoft.com/office/word/2012/wordml" xmlns:w16cex="http://schemas.microsoft.com/office/word/2018/wordml/cex" xmlns:w16cid="http://schemas.microsoft.com/office/word/2016/wordml/cid" xmlns:w16="http://schemas.microsoft.com/office/word/2018/wordml" xmlns:w16sdtdh="http://schemas.microsoft.com/office/word/2020/wordml/sdtdatahash" xmlns:w16sdtfl="http://schemas.microsoft.com/office/word/2024/wordml/sdtformatlock" xmlns:w16se="http://schemas.microsoft.com/office/word/2015/wordml/symex" xmlns:w16du="http://schemas.microsoft.com/office/word/2023/wordml/word16du" xmlns:wne="http://schemas.microsoft.com/office/word/2006/wordml" mc:Ignorable="w14 w15 w16se w16cid w16 w16cex w16sdtdh w16sdtfl w16du wp14">
+  <w:p>
+    <w:pPr>
+      <w:pStyle w:val="Header"/>
+    </w:pPr>
+  </w:p>
+</w:hdr>
+</file>
+
+<file path=word/numbering.xml><?xml version="1.0" encoding="utf-8"?>
+<w:numbering xmlns:wpc="http://schemas.microsoft.com/office/word/2010/wordprocessingCanvas" xmlns:cx="http://schemas.microsoft.com/office/drawing/2014/chartex" xmlns:cx1="http://schemas.microsoft.com/office/drawing/2015/9/8/chartex" xmlns:cx2="http://schemas.microsoft.com/office/drawing/2015/10/21/chartex" xmlns:cx3="http://schemas.microsoft.com/office/drawing/2016/5/9/chartex" xmlns:cx4="http://schemas.microsoft.com/office/drawing/2016/5/10/chartex" xmlns:cx5="http://schemas.microsoft.com/office/drawing/2016/5/11/chartex" xmlns:cx6="http://schemas.microsoft.com/office/drawing/2016/5/12/chartex" xmlns:cx7="http://schemas.microsoft.com/office/drawing/2016/5/13/chartex" xmlns:cx8="http://schemas.microsoft.com/office/drawing/2016/5/14/chartex" xmlns:mc="http://schemas.openxmlformats.org/markup-compatibility/2006" xmlns:m="http://schemas.openxmlformats.org/officeDocument/2006/math" xmlns:aink="http://schemas.microsoft.com/office/drawing/2016/ink" xmlns:am3d="http://schemas.microsoft.com/office/drawing/2017/model3d" xmlns:oel="http://schemas.microsoft.com/office/2019/extlst" xmlns:r="http://schemas.openxmlformats.org/officeDocument/2006/relationships" xmlns:wp14="http://schemas.microsoft.com/office/word/2010/wordprocessingDrawing" xmlns:wp="http://schemas.openxmlformats.org/drawingml/2006/wordprocessingDrawing" xmlns:wpg="http://schemas.microsoft.com/office/word/2010/wordprocessingGroup" xmlns:wpi="http://schemas.microsoft.com/office/word/2010/wordprocessingInk" xmlns:wps="http://schemas.microsoft.com/office/word/2010/wordprocessingShape" xmlns:o="urn:schemas-microsoft-com:office:office" xmlns:v="urn:schemas-microsoft-com:vml" xmlns:w10="urn:schemas-microsoft-com:office:word" xmlns:w="http://schemas.openxmlformats.org/wordprocessingml/2006/main" xmlns:w14="http://schemas.microsoft.com/office/word/2010/wordml" xmlns:w15="http://schemas.microsoft.com/office/word/2012/wordml" xmlns:w16cex="http://schemas.microsoft.com/office/word/2018/wordml/cex" xmlns:w16cid="http://schemas.microsoft.com/office/word/2016/wordml/cid" xmlns:w16="http://schemas.microsoft.com/office/word/2018/wordml" xmlns:w16sdtdh="http://schemas.microsoft.com/office/word/2020/wordml/sdtdatahash" xmlns:w16sdtfl="http://schemas.microsoft.com/office/word/2024/wordml/sdtformatlock" xmlns:w16se="http://schemas.microsoft.com/office/word/2015/wordml/symex" xmlns:w16du="http://schemas.microsoft.com/office/word/2023/wordml/word16du" xmlns:wne="http://schemas.microsoft.com/office/word/2006/wordml" mc:Ignorable="w14 w15 w16se w16cid w16 w16cex w16sdtdh w16sdtfl w16du wp14">
+  <w:abstractNum w:abstractNumId="0" w15:restartNumberingAfterBreak="0">
+    <w:nsid w:val="175D78B2"/>
+    <w:multiLevelType w:val="hybridMultilevel"/>
+    <w:tmpl w:val="74BE1AC6"/>
+    <w:lvl w:ilvl="0" w:tplc="0409000F">
+      <w:start w:val="1"/>
+      <w:numFmt w:val="decimal"/>
+      <w:lvlText w:val="%1."/>
+      <w:lvlJc w:val="left"/>
+      <w:pPr>
+        <w:ind w:left="720" w:hanging="360"/>
+      </w:pPr>
+      <w:rPr>
+        <w:rFonts w:hint="default"/>
+      </w:rPr>
+    </w:lvl>
+    <w:lvl w:ilvl="1" w:tplc="04090019" w:tentative="1">
+      <w:start w:val="1"/>
+      <w:numFmt w:val="lowerLetter"/>
+      <w:lvlText w:val="%2."/>
+      <w:lvlJc w:val="left"/>
+      <w:pPr>
+        <w:ind w:left="1440" w:hanging="360"/>
+      </w:pPr>
+    </w:lvl>
+    <w:lvl w:ilvl="2" w:tplc="0409001B" w:tentative="1">
+      <w:start w:val="1"/>
+      <w:numFmt w:val="lowerRoman"/>
+      <w:lvlText w:val="%3."/>
+      <w:lvlJc w:val="right"/>
+      <w:pPr>
+        <w:ind w:left="2160" w:hanging="180"/>
+      </w:pPr>
+    </w:lvl>
+    <w:lvl w:ilvl="3" w:tplc="0409000F" w:tentative="1">
+      <w:start w:val="1"/>
+      <w:numFmt w:val="decimal"/>
+      <w:lvlText w:val="%4."/>
+      <w:lvlJc w:val="left"/>
+      <w:pPr>
+        <w:ind w:left="2880" w:hanging="360"/>
+      </w:pPr>
+    </w:lvl>
+    <w:lvl w:ilvl="4" w:tplc="04090019" w:tentative="1">
+      <w:start w:val="1"/>
+      <w:numFmt w:val="lowerLetter"/>
+      <w:lvlText w:val="%5."/>
+      <w:lvlJc w:val="left"/>
+      <w:pPr>
+        <w:ind w:left="3600" w:hanging="360"/>
+      </w:pPr>
+    </w:lvl>
+    <w:lvl w:ilvl="5" w:tplc="0409001B" w:tentative="1">
+      <w:start w:val="1"/>
+      <w:numFmt w:val="lowerRoman"/>
+      <w:lvlText w:val="%6."/>
+      <w:lvlJc w:val="right"/>
+      <w:pPr>
+        <w:ind w:left="4320" w:hanging="180"/>
+      </w:pPr>
+    </w:lvl>
+    <w:lvl w:ilvl="6" w:tplc="0409000F" w:tentative="1">
+      <w:start w:val="1"/>
+      <w:numFmt w:val="decimal"/>
+      <w:lvlText w:val="%7."/>
+      <w:lvlJc w:val="left"/>
+      <w:pPr>
+        <w:ind w:left="5040" w:hanging="360"/>
+      </w:pPr>
+    </w:lvl>
+    <w:lvl w:ilvl="7" w:tplc="04090019" w:tentative="1">
+      <w:start w:val="1"/>
+      <w:numFmt w:val="lowerLetter"/>
+      <w:lvlText w:val="%8."/>
+      <w:lvlJc w:val="left"/>
+      <w:pPr>
+        <w:ind w:left="5760" w:hanging="360"/>
+      </w:pPr>
+    </w:lvl>
+    <w:lvl w:ilvl="8" w:tplc="0409001B" w:tentative="1">
+      <w:start w:val="1"/>
+      <w:numFmt w:val="lowerRoman"/>
+      <w:lvlText w:val="%9."/>
+      <w:lvlJc w:val="right"/>
+      <w:pPr>
+        <w:ind w:left="6480" w:hanging="180"/>
+      </w:pPr>
+    </w:lvl>
+  </w:abstractNum>
+  <w:abstractNum w:abstractNumId="1" w15:restartNumberingAfterBreak="0">
+    <w:nsid w:val="4FAD5B7B"/>
+    <w:multiLevelType w:val="hybridMultilevel"/>
+    <w:tmpl w:val="095A1176"/>
+    <w:lvl w:ilvl="0" w:tplc="0409000F">
+      <w:start w:val="1"/>
+      <w:numFmt w:val="decimal"/>
+      <w:lvlText w:val="%1."/>
+      <w:lvlJc w:val="left"/>
+      <w:pPr>
+        <w:ind w:left="720" w:hanging="360"/>
+      </w:pPr>
+      <w:rPr>
+        <w:rFonts w:hint="default"/>
+      </w:rPr>
+    </w:lvl>
+    <w:lvl w:ilvl="1" w:tplc="04090019" w:tentative="1">
+      <w:start w:val="1"/>
+      <w:numFmt w:val="lowerLetter"/>
+      <w:lvlText w:val="%2."/>
+      <w:lvlJc w:val="left"/>
+      <w:pPr>
+        <w:ind w:left="1440" w:hanging="360"/>
+      </w:pPr>
+    </w:lvl>
+    <w:lvl w:ilvl="2" w:tplc="0409001B" w:tentative="1">
+      <w:start w:val="1"/>
+      <w:numFmt w:val="lowerRoman"/>
+      <w:lvlText w:val="%3."/>
+      <w:lvlJc w:val="right"/>
+      <w:pPr>
+        <w:ind w:left="2160" w:hanging="180"/>
+      </w:pPr>
+    </w:lvl>
+    <w:lvl w:ilvl="3" w:tplc="0409000F" w:tentative="1">
+      <w:start w:val="1"/>
+      <w:numFmt w:val="decimal"/>
+      <w:lvlText w:val="%4."/>
+      <w:lvlJc w:val="left"/>
+      <w:pPr>
+        <w:ind w:left="2880" w:hanging="360"/>
+      </w:pPr>
+    </w:lvl>
+    <w:lvl w:ilvl="4" w:tplc="04090019" w:tentative="1">
+      <w:start w:val="1"/>
+      <w:numFmt w:val="lowerLetter"/>
+      <w:lvlText w:val="%5."/>
+      <w:lvlJc w:val="left"/>
+      <w:pPr>
+        <w:ind w:left="3600" w:hanging="360"/>
+      </w:pPr>
+    </w:lvl>
+    <w:lvl w:ilvl="5" w:tplc="0409001B" w:tentative="1">
+      <w:start w:val="1"/>
+      <w:numFmt w:val="lowerRoman"/>
+      <w:lvlText w:val="%6."/>
+      <w:lvlJc w:val="right"/>
+      <w:pPr>
+        <w:ind w:left="4320" w:hanging="180"/>
+      </w:pPr>
+    </w:lvl>
+    <w:lvl w:ilvl="6" w:tplc="0409000F" w:tentative="1">
+      <w:start w:val="1"/>
+      <w:numFmt w:val="decimal"/>
+      <w:lvlText w:val="%7."/>
+      <w:lvlJc w:val="left"/>
+      <w:pPr>
+        <w:ind w:left="5040" w:hanging="360"/>
+      </w:pPr>
+    </w:lvl>
+    <w:lvl w:ilvl="7" w:tplc="04090019" w:tentative="1">
+      <w:start w:val="1"/>
+      <w:numFmt w:val="lowerLetter"/>
+      <w:lvlText w:val="%8."/>
+      <w:lvlJc w:val="left"/>
+      <w:pPr>
+        <w:ind w:left="5760" w:hanging="360"/>
+      </w:pPr>
+    </w:lvl>
+    <w:lvl w:ilvl="8" w:tplc="0409001B" w:tentative="1">
+      <w:start w:val="1"/>
+      <w:numFmt w:val="lowerRoman"/>
+      <w:lvlText w:val="%9."/>
+      <w:lvlJc w:val="right"/>
+      <w:pPr>
+        <w:ind w:left="6480" w:hanging="180"/>
+      </w:pPr>
+    </w:lvl>
+  </w:abstractNum>
+  <w:abstractNum w:abstractNumId="2" w15:restartNumberingAfterBreak="0">
+    <w:nsid w:val="710A614F"/>
+    <w:multiLevelType w:val="hybridMultilevel"/>
+    <w:tmpl w:val="E2184D66"/>
+    <w:lvl w:ilvl="0" w:tplc="0409000F">
+      <w:start w:val="1"/>
+      <w:numFmt w:val="decimal"/>
+      <w:lvlText w:val="%1."/>
+      <w:lvlJc w:val="left"/>
+      <w:pPr>
+        <w:ind w:left="720" w:hanging="360"/>
+      </w:pPr>
+      <w:rPr>
+        <w:rFonts w:hint="default"/>
+      </w:rPr>
+    </w:lvl>
+    <w:lvl w:ilvl="1" w:tplc="04090019" w:tentative="1">
+      <w:start w:val="1"/>
+      <w:numFmt w:val="lowerLetter"/>
+      <w:lvlText w:val="%2."/>
+      <w:lvlJc w:val="left"/>
+      <w:pPr>
+        <w:ind w:left="1440" w:hanging="360"/>
+      </w:pPr>
+    </w:lvl>
+    <w:lvl w:ilvl="2" w:tplc="0409001B" w:tentative="1">
+      <w:start w:val="1"/>
+      <w:numFmt w:val="lowerRoman"/>
+      <w:lvlText w:val="%3."/>
+      <w:lvlJc w:val="right"/>
+      <w:pPr>
+        <w:ind w:left="2160" w:hanging="180"/>
+      </w:pPr>
+    </w:lvl>
+    <w:lvl w:ilvl="3" w:tplc="0409000F" w:tentative="1">
+      <w:start w:val="1"/>
+      <w:numFmt w:val="decimal"/>
+      <w:lvlText w:val="%4."/>
+      <w:lvlJc w:val="left"/>
+      <w:pPr>
+        <w:ind w:left="2880" w:hanging="360"/>
+      </w:pPr>
+    </w:lvl>
+    <w:lvl w:ilvl="4" w:tplc="04090019" w:tentative="1">
+      <w:start w:val="1"/>
+      <w:numFmt w:val="lowerLetter"/>
+      <w:lvlText w:val="%5."/>
+      <w:lvlJc w:val="left"/>
+      <w:pPr>
+        <w:ind w:left="3600" w:hanging="360"/>
+      </w:pPr>
+    </w:lvl>
+    <w:lvl w:ilvl="5" w:tplc="0409001B" w:tentative="1">
+      <w:start w:val="1"/>
+      <w:numFmt w:val="lowerRoman"/>
+      <w:lvlText w:val="%6."/>
+      <w:lvlJc w:val="right"/>
+      <w:pPr>
+        <w:ind w:left="4320" w:hanging="180"/>
+      </w:pPr>
+    </w:lvl>
+    <w:lvl w:ilvl="6" w:tplc="0409000F" w:tentative="1">
+      <w:start w:val="1"/>
+      <w:numFmt w:val="decimal"/>
+      <w:lvlText w:val="%7."/>
+      <w:lvlJc w:val="left"/>
+      <w:pPr>
+        <w:ind w:left="5040" w:hanging="360"/>
+      </w:pPr>
+    </w:lvl>
+    <w:lvl w:ilvl="7" w:tplc="04090019" w:tentative="1">
+      <w:start w:val="1"/>
+      <w:numFmt w:val="lowerLetter"/>
+      <w:lvlText w:val="%8."/>
+      <w:lvlJc w:val="left"/>
+      <w:pPr>
+        <w:ind w:left="5760" w:hanging="360"/>
+      </w:pPr>
+    </w:lvl>
+    <w:lvl w:ilvl="8" w:tplc="0409001B" w:tentative="1">
+      <w:start w:val="1"/>
+      <w:numFmt w:val="lowerRoman"/>
+      <w:lvlText w:val="%9."/>
+      <w:lvlJc w:val="right"/>
+      <w:pPr>
+        <w:ind w:left="6480" w:hanging="180"/>
+      </w:pPr>
+    </w:lvl>
+  </w:abstractNum>
+  <w:num w:numId="1" w16cid:durableId="806825023">
+    <w:abstractNumId w:val="0"/>
+  </w:num>
+  <w:num w:numId="2" w16cid:durableId="1586963017">
+    <w:abstractNumId w:val="1"/>
+  </w:num>
+  <w:num w:numId="3" w16cid:durableId="862935815">
+    <w:abstractNumId w:val="2"/>
+  </w:num>
+</w:numbering>
 </file>
 
 <file path=word/styles.xml><?xml version="1.0" encoding="utf-8"?>
@@ -1231,11 +2517,9 @@
     <w:rPrDefault>
       <w:rPr>
         <w:rFonts w:asciiTheme="minorHAnsi" w:eastAsiaTheme="minorEastAsia" w:hAnsiTheme="minorHAnsi" w:cstheme="minorBidi"/>
-        <w:kern w:val="2"/>
         <w:sz w:val="24"/>
         <w:szCs w:val="24"/>
         <w:lang w:val="en-MX" w:eastAsia="zh-CN" w:bidi="ar-SA"/>
-        <w14:ligatures w14:val="standardContextual"/>
       </w:rPr>
     </w:rPrDefault>
     <w:pPrDefault>
@@ -1626,6 +2910,161 @@
     <w:name w:val="Normal"/>
     <w:qFormat/>
   </w:style>
+  <w:style w:type="paragraph" w:styleId="Heading1">
+    <w:name w:val="heading 1"/>
+    <w:basedOn w:val="Normal"/>
+    <w:next w:val="Normal"/>
+    <w:link w:val="Heading1Char"/>
+    <w:uiPriority w:val="9"/>
+    <w:qFormat/>
+    <w:pPr>
+      <w:spacing w:before="240" w:after="0" w:line="259" w:lineRule="auto"/>
+      <w:outlineLvl w:val="0"/>
+    </w:pPr>
+    <w:rPr>
+      <w:rFonts w:ascii="Calibri Light" w:hAnsi="Calibri Light"/>
+      <w:color w:val="2F5496"/>
+      <w:sz w:val="32"/>
+    </w:rPr>
+  </w:style>
+  <w:style w:type="paragraph" w:styleId="Heading2">
+    <w:name w:val="heading 2"/>
+    <w:basedOn w:val="Normal"/>
+    <w:next w:val="Normal"/>
+    <w:link w:val="Heading2Char"/>
+    <w:uiPriority w:val="9"/>
+    <w:semiHidden/>
+    <w:unhideWhenUsed/>
+    <w:qFormat/>
+    <w:pPr>
+      <w:spacing w:before="40" w:after="0" w:line="259" w:lineRule="auto"/>
+      <w:outlineLvl w:val="1"/>
+    </w:pPr>
+    <w:rPr>
+      <w:rFonts w:ascii="Calibri Light" w:hAnsi="Calibri Light"/>
+      <w:color w:val="2F5496"/>
+      <w:sz w:val="26"/>
+    </w:rPr>
+  </w:style>
+  <w:style w:type="paragraph" w:styleId="Heading3">
+    <w:name w:val="heading 3"/>
+    <w:basedOn w:val="Normal"/>
+    <w:next w:val="Normal"/>
+    <w:link w:val="Heading3Char"/>
+    <w:uiPriority w:val="9"/>
+    <w:semiHidden/>
+    <w:unhideWhenUsed/>
+    <w:qFormat/>
+    <w:pPr>
+      <w:spacing w:before="40" w:after="0" w:line="259" w:lineRule="auto"/>
+      <w:outlineLvl w:val="2"/>
+    </w:pPr>
+    <w:rPr>
+      <w:rFonts w:ascii="Calibri Light" w:hAnsi="Calibri Light"/>
+      <w:color w:val="1F3763"/>
+    </w:rPr>
+  </w:style>
+  <w:style w:type="paragraph" w:styleId="Heading4">
+    <w:name w:val="heading 4"/>
+    <w:basedOn w:val="Normal"/>
+    <w:next w:val="Normal"/>
+    <w:link w:val="Heading4Char"/>
+    <w:uiPriority w:val="9"/>
+    <w:semiHidden/>
+    <w:unhideWhenUsed/>
+    <w:qFormat/>
+    <w:pPr>
+      <w:spacing w:before="40" w:after="0" w:line="259" w:lineRule="auto"/>
+      <w:outlineLvl w:val="3"/>
+    </w:pPr>
+    <w:rPr>
+      <w:rFonts w:ascii="Calibri Light" w:hAnsi="Calibri Light"/>
+      <w:i/>
+      <w:color w:val="2F5496"/>
+    </w:rPr>
+  </w:style>
+  <w:style w:type="paragraph" w:styleId="Heading5">
+    <w:name w:val="heading 5"/>
+    <w:basedOn w:val="Normal"/>
+    <w:next w:val="Normal"/>
+    <w:link w:val="Heading5Char"/>
+    <w:uiPriority w:val="9"/>
+    <w:semiHidden/>
+    <w:unhideWhenUsed/>
+    <w:qFormat/>
+    <w:pPr>
+      <w:spacing w:before="40" w:after="0" w:line="259" w:lineRule="auto"/>
+      <w:outlineLvl w:val="4"/>
+    </w:pPr>
+    <w:rPr>
+      <w:rFonts w:ascii="Calibri Light" w:hAnsi="Calibri Light"/>
+      <w:color w:val="2F5496"/>
+    </w:rPr>
+  </w:style>
+  <w:style w:type="paragraph" w:styleId="Heading6">
+    <w:name w:val="heading 6"/>
+    <w:basedOn w:val="Normal"/>
+    <w:next w:val="Normal"/>
+    <w:link w:val="Heading6Char"/>
+    <w:uiPriority w:val="9"/>
+    <w:semiHidden/>
+    <w:unhideWhenUsed/>
+    <w:qFormat/>
+    <w:pPr>
+      <w:spacing w:before="40" w:after="0" w:line="259" w:lineRule="auto"/>
+      <w:outlineLvl w:val="5"/>
+    </w:pPr>
+    <w:rPr>
+      <w:rFonts w:ascii="Calibri Light" w:hAnsi="Calibri Light"/>
+      <w:color w:val="1F3763"/>
+    </w:rPr>
+  </w:style>
+  <w:style w:type="paragraph" w:styleId="Heading7">
+    <w:name w:val="heading 7"/>
+    <w:basedOn w:val="Normal"/>
+    <w:next w:val="Normal"/>
+    <w:link w:val="Heading7Char"/>
+    <w:pPr>
+      <w:spacing w:before="40" w:after="0" w:line="259" w:lineRule="auto"/>
+      <w:outlineLvl w:val="6"/>
+    </w:pPr>
+    <w:rPr>
+      <w:rFonts w:ascii="Calibri Light" w:hAnsi="Calibri Light"/>
+      <w:i/>
+      <w:color w:val="1F3763"/>
+    </w:rPr>
+  </w:style>
+  <w:style w:type="paragraph" w:styleId="Heading8">
+    <w:name w:val="heading 8"/>
+    <w:basedOn w:val="Normal"/>
+    <w:next w:val="Normal"/>
+    <w:link w:val="Heading8Char"/>
+    <w:pPr>
+      <w:spacing w:before="40" w:after="0" w:line="259" w:lineRule="auto"/>
+      <w:outlineLvl w:val="7"/>
+    </w:pPr>
+    <w:rPr>
+      <w:rFonts w:ascii="Calibri Light" w:hAnsi="Calibri Light"/>
+      <w:color w:val="333333"/>
+      <w:sz w:val="21"/>
+    </w:rPr>
+  </w:style>
+  <w:style w:type="paragraph" w:styleId="Heading9">
+    <w:name w:val="heading 9"/>
+    <w:basedOn w:val="Normal"/>
+    <w:next w:val="Normal"/>
+    <w:link w:val="Heading9Char"/>
+    <w:pPr>
+      <w:spacing w:before="40" w:after="0" w:line="259" w:lineRule="auto"/>
+      <w:outlineLvl w:val="8"/>
+    </w:pPr>
+    <w:rPr>
+      <w:rFonts w:ascii="Calibri Light" w:hAnsi="Calibri Light"/>
+      <w:i/>
+      <w:color w:val="333333"/>
+      <w:sz w:val="21"/>
+    </w:rPr>
+  </w:style>
   <w:style w:type="character" w:default="1" w:styleId="DefaultParagraphFont">
     <w:name w:val="Default Paragraph Font"/>
     <w:uiPriority w:val="1"/>
@@ -1657,9 +3096,6 @@
     <w:name w:val="header"/>
     <w:basedOn w:val="Normal"/>
     <w:link w:val="HeaderChar"/>
-    <w:uiPriority w:val="99"/>
-    <w:unhideWhenUsed/>
-    <w:rsid w:val="00853CB8"/>
     <w:pPr>
       <w:tabs>
         <w:tab w:val="center" w:pos="4680"/>
@@ -1672,16 +3108,11 @@
     <w:name w:val="Header Char"/>
     <w:basedOn w:val="DefaultParagraphFont"/>
     <w:link w:val="Header"/>
-    <w:uiPriority w:val="99"/>
-    <w:rsid w:val="00853CB8"/>
   </w:style>
   <w:style w:type="paragraph" w:styleId="Footer">
     <w:name w:val="footer"/>
     <w:basedOn w:val="Normal"/>
     <w:link w:val="FooterChar"/>
-    <w:uiPriority w:val="99"/>
-    <w:unhideWhenUsed/>
-    <w:rsid w:val="00853CB8"/>
     <w:pPr>
       <w:tabs>
         <w:tab w:val="center" w:pos="4680"/>
@@ -1694,16 +3125,114 @@
     <w:name w:val="Footer Char"/>
     <w:basedOn w:val="DefaultParagraphFont"/>
     <w:link w:val="Footer"/>
-    <w:uiPriority w:val="99"/>
-    <w:rsid w:val="00853CB8"/>
+  </w:style>
+  <w:style w:type="character" w:customStyle="1" w:styleId="Heading1Char">
+    <w:name w:val="Heading 1 Char"/>
+    <w:basedOn w:val="DefaultParagraphFont"/>
+    <w:link w:val="Heading1"/>
+    <w:rPr>
+      <w:rFonts w:ascii="Calibri Light" w:hAnsi="Calibri Light"/>
+      <w:color w:val="2F5496"/>
+      <w:sz w:val="32"/>
+    </w:rPr>
+  </w:style>
+  <w:style w:type="character" w:customStyle="1" w:styleId="Heading2Char">
+    <w:name w:val="Heading 2 Char"/>
+    <w:basedOn w:val="DefaultParagraphFont"/>
+    <w:link w:val="Heading2"/>
+    <w:rPr>
+      <w:rFonts w:ascii="Calibri Light" w:hAnsi="Calibri Light"/>
+      <w:color w:val="2F5496"/>
+      <w:sz w:val="26"/>
+    </w:rPr>
+  </w:style>
+  <w:style w:type="character" w:customStyle="1" w:styleId="Heading3Char">
+    <w:name w:val="Heading 3 Char"/>
+    <w:basedOn w:val="DefaultParagraphFont"/>
+    <w:link w:val="Heading3"/>
+    <w:rPr>
+      <w:rFonts w:ascii="Calibri Light" w:hAnsi="Calibri Light"/>
+      <w:color w:val="1F3763"/>
+      <w:sz w:val="24"/>
+    </w:rPr>
+  </w:style>
+  <w:style w:type="character" w:customStyle="1" w:styleId="Heading4Char">
+    <w:name w:val="Heading 4 Char"/>
+    <w:basedOn w:val="DefaultParagraphFont"/>
+    <w:link w:val="Heading4"/>
+    <w:rPr>
+      <w:rFonts w:ascii="Calibri Light" w:hAnsi="Calibri Light"/>
+      <w:i/>
+      <w:color w:val="2F5496"/>
+    </w:rPr>
+  </w:style>
+  <w:style w:type="character" w:customStyle="1" w:styleId="Heading5Char">
+    <w:name w:val="Heading 5 Char"/>
+    <w:basedOn w:val="DefaultParagraphFont"/>
+    <w:link w:val="Heading5"/>
+    <w:rPr>
+      <w:rFonts w:ascii="Calibri Light" w:hAnsi="Calibri Light"/>
+      <w:color w:val="2F5496"/>
+    </w:rPr>
+  </w:style>
+  <w:style w:type="character" w:customStyle="1" w:styleId="Heading6Char">
+    <w:name w:val="Heading 6 Char"/>
+    <w:basedOn w:val="DefaultParagraphFont"/>
+    <w:link w:val="Heading6"/>
+    <w:rPr>
+      <w:rFonts w:ascii="Calibri Light" w:hAnsi="Calibri Light"/>
+      <w:color w:val="1F3763"/>
+    </w:rPr>
+  </w:style>
+  <w:style w:type="character" w:customStyle="1" w:styleId="Heading7Char">
+    <w:name w:val="Heading 7 Char"/>
+    <w:basedOn w:val="DefaultParagraphFont"/>
+    <w:link w:val="Heading7"/>
+    <w:rPr>
+      <w:rFonts w:ascii="Calibri Light" w:hAnsi="Calibri Light"/>
+      <w:i/>
+      <w:color w:val="1F3763"/>
+    </w:rPr>
+  </w:style>
+  <w:style w:type="character" w:customStyle="1" w:styleId="Heading8Char">
+    <w:name w:val="Heading 8 Char"/>
+    <w:basedOn w:val="DefaultParagraphFont"/>
+    <w:link w:val="Heading8"/>
+    <w:rPr>
+      <w:rFonts w:ascii="Calibri Light" w:hAnsi="Calibri Light"/>
+      <w:color w:val="333333"/>
+      <w:sz w:val="21"/>
+    </w:rPr>
+  </w:style>
+  <w:style w:type="character" w:customStyle="1" w:styleId="Heading9Char">
+    <w:name w:val="Heading 9 Char"/>
+    <w:basedOn w:val="DefaultParagraphFont"/>
+    <w:link w:val="Heading9"/>
+    <w:rPr>
+      <w:rFonts w:ascii="Calibri Light" w:hAnsi="Calibri Light"/>
+      <w:i/>
+      <w:color w:val="333333"/>
+      <w:sz w:val="21"/>
+    </w:rPr>
+  </w:style>
+  <w:style w:type="paragraph" w:styleId="ListParagraph">
+    <w:name w:val="List Paragraph"/>
+    <w:basedOn w:val="Normal"/>
+    <w:uiPriority w:val="34"/>
+    <w:qFormat/>
+    <w:rsid w:val="007310EE"/>
+    <w:pPr>
+      <w:ind w:left="720"/>
+      <w:contextualSpacing/>
+    </w:pPr>
   </w:style>
 </w:styles>
 </file>
 
 <file path=word/theme/theme1.xml><?xml version="1.0" encoding="utf-8"?>
-<a:theme xmlns:a="http://schemas.openxmlformats.org/drawingml/2006/main" name="Default Theme">
+<a:theme xmlns:a="http://schemas.openxmlformats.org/drawingml/2006/main" name="Office Theme">
   <a:themeElements>
-    <a:clrScheme name="Default">
+    <a:clrScheme name="Office">
       <a:dk1>
         <a:sysClr val="windowText" lastClr="000000"/>
       </a:dk1>
@@ -1711,49 +3240,49 @@
         <a:sysClr val="window" lastClr="FFFFFF"/>
       </a:lt1>
       <a:dk2>
-        <a:srgbClr val="1F497D"/>
+        <a:srgbClr val="44546A"/>
       </a:dk2>
       <a:lt2>
-        <a:srgbClr val="EEECE1"/>
+        <a:srgbClr val="E7E6E6"/>
       </a:lt2>
       <a:accent1>
-        <a:srgbClr val="4F81BD"/>
+        <a:srgbClr val="4472C4"/>
       </a:accent1>
       <a:accent2>
-        <a:srgbClr val="C0504D"/>
+        <a:srgbClr val="ED7D31"/>
       </a:accent2>
       <a:accent3>
-        <a:srgbClr val="9BBB59"/>
+        <a:srgbClr val="A5A5A5"/>
       </a:accent3>
       <a:accent4>
-        <a:srgbClr val="8064A2"/>
+        <a:srgbClr val="FFC000"/>
       </a:accent4>
       <a:accent5>
-        <a:srgbClr val="4BACC6"/>
+        <a:srgbClr val="5B9BD5"/>
       </a:accent5>
       <a:accent6>
-        <a:srgbClr val="F79646"/>
+        <a:srgbClr val="70AD47"/>
       </a:accent6>
       <a:hlink>
-        <a:srgbClr val="0000FF"/>
+        <a:srgbClr val="0563C1"/>
       </a:hlink>
       <a:folHlink>
-        <a:srgbClr val="800080"/>
+        <a:srgbClr val="954F72"/>
       </a:folHlink>
     </a:clrScheme>
-    <a:fontScheme name="Default">
+    <a:fontScheme name="">
       <a:majorFont>
-        <a:latin typeface="Times New Roman"/>
-        <a:ea typeface=""/>
-        <a:cs typeface=""/>
+        <a:latin typeface="Times New Roman" panose="00000000000000000000"/>
+        <a:ea typeface="" panose="00000000000000000000"/>
+        <a:cs typeface="" panose="00000000000000000000"/>
       </a:majorFont>
       <a:minorFont>
-        <a:latin typeface="Times New Roman"/>
-        <a:ea typeface=""/>
-        <a:cs typeface=""/>
+        <a:latin typeface="Times New Roman" panose="00000000000000000000"/>
+        <a:ea typeface="" panose="00000000000000000000"/>
+        <a:cs typeface="" panose="00000000000000000000"/>
       </a:minorFont>
     </a:fontScheme>
-    <a:fmtScheme name="Default">
+    <a:fmtScheme name="Office">
       <a:fillStyleLst>
         <a:solidFill>
           <a:schemeClr val="phClr"/>
@@ -1762,160 +3291,131 @@
           <a:gsLst>
             <a:gs pos="0">
               <a:schemeClr val="phClr">
-                <a:tint val="50000"/>
-                <a:satMod val="300000"/>
+                <a:lumMod val="110000"/>
+                <a:satMod val="105000"/>
+                <a:tint val="67000"/>
               </a:schemeClr>
             </a:gs>
-            <a:gs pos="35000">
+            <a:gs pos="50000">
               <a:schemeClr val="phClr">
-                <a:tint val="37000"/>
-                <a:satMod val="300000"/>
+                <a:lumMod val="105000"/>
+                <a:satMod val="103000"/>
+                <a:tint val="73000"/>
               </a:schemeClr>
             </a:gs>
             <a:gs pos="100000">
               <a:schemeClr val="phClr">
-                <a:tint val="15000"/>
-                <a:satMod val="350000"/>
+                <a:lumMod val="105000"/>
+                <a:satMod val="109000"/>
+                <a:tint val="81000"/>
               </a:schemeClr>
             </a:gs>
           </a:gsLst>
-          <a:lin ang="16200000" scaled="1"/>
+          <a:lin ang="5400000" scaled="0"/>
         </a:gradFill>
         <a:gradFill rotWithShape="1">
           <a:gsLst>
             <a:gs pos="0">
               <a:schemeClr val="phClr">
-                <a:shade val="51000"/>
-                <a:satMod val="130000"/>
+                <a:satMod val="103000"/>
+                <a:lumMod val="102000"/>
+                <a:tint val="94000"/>
               </a:schemeClr>
             </a:gs>
-            <a:gs pos="80000">
+            <a:gs pos="50000">
               <a:schemeClr val="phClr">
-                <a:shade val="93000"/>
-                <a:satMod val="130000"/>
+                <a:satMod val="110000"/>
+                <a:lumMod val="100000"/>
+                <a:shade val="100000"/>
               </a:schemeClr>
             </a:gs>
             <a:gs pos="100000">
               <a:schemeClr val="phClr">
-                <a:shade val="94000"/>
-                <a:satMod val="135000"/>
+                <a:lumMod val="99000"/>
+                <a:satMod val="120000"/>
+                <a:shade val="78000"/>
               </a:schemeClr>
             </a:gs>
           </a:gsLst>
-          <a:lin ang="16200000" scaled="0"/>
+          <a:lin ang="5400000" scaled="0"/>
         </a:gradFill>
       </a:fillStyleLst>
       <a:lnStyleLst>
-        <a:ln w="9525" cap="flat" cmpd="sng" algn="ctr">
-          <a:solidFill>
-            <a:schemeClr val="phClr">
-              <a:shade val="95000"/>
-              <a:satMod val="105000"/>
-            </a:schemeClr>
-          </a:solidFill>
-          <a:prstDash val="solid"/>
-        </a:ln>
-        <a:ln w="25400" cap="flat" cmpd="sng" algn="ctr">
+        <a:ln w="6350" cap="flat" cmpd="sng" algn="ctr">
           <a:solidFill>
             <a:schemeClr val="phClr"/>
           </a:solidFill>
           <a:prstDash val="solid"/>
+          <a:miter lim="800000"/>
         </a:ln>
-        <a:ln w="38100" cap="flat" cmpd="sng" algn="ctr">
+        <a:ln w="12700" cap="flat" cmpd="sng" algn="ctr">
           <a:solidFill>
             <a:schemeClr val="phClr"/>
           </a:solidFill>
           <a:prstDash val="solid"/>
+          <a:miter lim="800000"/>
+        </a:ln>
+        <a:ln w="19050" cap="flat" cmpd="sng" algn="ctr">
+          <a:solidFill>
+            <a:schemeClr val="phClr"/>
+          </a:solidFill>
+          <a:prstDash val="solid"/>
+          <a:miter lim="800000"/>
         </a:ln>
       </a:lnStyleLst>
       <a:effectStyleLst>
         <a:effectStyle>
+          <a:effectLst/>
+        </a:effectStyle>
+        <a:effectStyle>
+          <a:effectLst/>
+        </a:effectStyle>
+        <a:effectStyle>
           <a:effectLst>
-            <a:outerShdw blurRad="40000" dist="20000" dir="5400000" rotWithShape="0">
+            <a:outerShdw blurRad="57150" dist="19050" dir="5400000" algn="ctr" rotWithShape="0">
               <a:srgbClr val="000000">
-                <a:alpha val="38000"/>
+                <a:alpha val="63000"/>
               </a:srgbClr>
             </a:outerShdw>
           </a:effectLst>
-        </a:effectStyle>
-        <a:effectStyle>
-          <a:effectLst>
-            <a:outerShdw blurRad="40000" dist="23000" dir="5400000" rotWithShape="0">
-              <a:srgbClr val="000000">
-                <a:alpha val="35000"/>
-              </a:srgbClr>
-            </a:outerShdw>
-          </a:effectLst>
-        </a:effectStyle>
-        <a:effectStyle>
-          <a:effectLst>
-            <a:outerShdw blurRad="40000" dist="23000" dir="5400000" rotWithShape="0">
-              <a:srgbClr val="000000">
-                <a:alpha val="35000"/>
-              </a:srgbClr>
-            </a:outerShdw>
-          </a:effectLst>
-          <a:scene3d>
-            <a:camera prst="orthographicFront">
-              <a:rot lat="0" lon="0" rev="0"/>
-            </a:camera>
-            <a:lightRig rig="threePt" dir="t">
-              <a:rot lat="0" lon="0" rev="1200000"/>
-            </a:lightRig>
-          </a:scene3d>
-          <a:sp3d>
-            <a:bevelT w="63500" h="25400"/>
-          </a:sp3d>
         </a:effectStyle>
       </a:effectStyleLst>
       <a:bgFillStyleLst>
         <a:solidFill>
           <a:schemeClr val="phClr"/>
         </a:solidFill>
+        <a:solidFill>
+          <a:schemeClr val="phClr">
+            <a:tint val="95000"/>
+            <a:satMod val="170000"/>
+          </a:schemeClr>
+        </a:solidFill>
         <a:gradFill rotWithShape="1">
           <a:gsLst>
             <a:gs pos="0">
               <a:schemeClr val="phClr">
-                <a:tint val="40000"/>
-                <a:satMod val="350000"/>
+                <a:tint val="93000"/>
+                <a:satMod val="150000"/>
+                <a:shade val="98000"/>
+                <a:lumMod val="102000"/>
               </a:schemeClr>
             </a:gs>
-            <a:gs pos="40000">
+            <a:gs pos="50000">
               <a:schemeClr val="phClr">
-                <a:tint val="45000"/>
-                <a:shade val="99000"/>
-                <a:satMod val="350000"/>
+                <a:tint val="98000"/>
+                <a:satMod val="130000"/>
+                <a:shade val="90000"/>
+                <a:lumMod val="103000"/>
               </a:schemeClr>
             </a:gs>
             <a:gs pos="100000">
               <a:schemeClr val="phClr">
-                <a:shade val="20000"/>
-                <a:satMod val="255000"/>
+                <a:shade val="63000"/>
+                <a:satMod val="120000"/>
               </a:schemeClr>
             </a:gs>
           </a:gsLst>
-          <a:path path="circle">
-            <a:fillToRect l="50000" t="-80000" r="50000" b="180000"/>
-          </a:path>
-        </a:gradFill>
-        <a:gradFill rotWithShape="1">
-          <a:gsLst>
-            <a:gs pos="0">
-              <a:schemeClr val="phClr">
-                <a:tint val="80000"/>
-                <a:satMod val="300000"/>
-              </a:schemeClr>
-            </a:gs>
-            <a:gs pos="100000">
-              <a:schemeClr val="phClr">
-                <a:shade val="30000"/>
-                <a:satMod val="200000"/>
-              </a:schemeClr>
-            </a:gs>
-          </a:gsLst>
-          <a:path path="circle">
-            <a:fillToRect l="50000" t="50000" r="50000" b="50000"/>
-          </a:path>
+          <a:lin ang="5400000" scaled="0"/>
         </a:gradFill>
       </a:bgFillStyleLst>
     </a:fmtScheme>
@@ -1923,18 +3423,4 @@
   <a:objectDefaults/>
   <a:extraClrSchemeLst/>
 </a:theme>
-</file>
-
-<file path=customXml/item1.xml><?xml version="1.0" encoding="utf-8"?>
-<meta xmlns="http://schemas.apple.com/cocoa/2006/metadata">
-  <generator>CocoaOOXMLWriter/2685.7</generator>
-</meta>
-</file>
-
-<file path=customXml/itemProps1.xml><?xml version="1.0" encoding="utf-8"?>
-<ds:datastoreItem xmlns:ds="http://schemas.openxmlformats.org/officeDocument/2006/customXml" ds:itemID="{8F1E41C0-7E38-1C4C-A424-7E316505E3AC}">
-  <ds:schemaRefs>
-    <ds:schemaRef ds:uri="http://schemas.apple.com/cocoa/2006/metadata"/>
-  </ds:schemaRefs>
-</ds:datastoreItem>
 </file>